--- a/public/doc/ảnh 4.docx
+++ b/public/doc/ảnh 4.docx
@@ -21,9 +21,8 @@
           <w:bCs/>
           <w:spacing w:val="-2"/>
           <w:szCs w:val="28"/>
-          <w:lang w:val="vi-VN"/>
-        </w:rPr>
-        <w:t xml:space="preserve">IV. </w:t>
+        </w:rPr>
+        <w:t>M</w:t>
       </w:r>
       <w:r>
         <w:rPr>
@@ -33,7 +32,7 @@
           <w:spacing w:val="-2"/>
           <w:szCs w:val="28"/>
         </w:rPr>
-        <w:t>M</w:t>
+        <w:t>ẢNG</w:t>
       </w:r>
       <w:r>
         <w:rPr>
@@ -42,8 +41,9 @@
           <w:bCs/>
           <w:spacing w:val="-2"/>
           <w:szCs w:val="28"/>
-        </w:rPr>
-        <w:t>ẢNG</w:t>
+          <w:lang w:val="vi-VN"/>
+        </w:rPr>
+        <w:t xml:space="preserve"> ẢNH</w:t>
       </w:r>
       <w:r>
         <w:rPr>
@@ -52,9 +52,20 @@
           <w:bCs/>
           <w:spacing w:val="-2"/>
           <w:szCs w:val="28"/>
-          <w:lang w:val="vi-VN"/>
-        </w:rPr>
-        <w:t xml:space="preserve"> ẢNH </w:t>
+          <w:lang w:val="en-US"/>
+        </w:rPr>
+        <w:t xml:space="preserve"> THỨ TƯ: </w:t>
+      </w:r>
+      <w:r>
+        <w:rPr>
+          <w:rFonts w:ascii="Times New Roman Bold" w:hAnsi="Times New Roman Bold"/>
+          <w:b/>
+          <w:bCs/>
+          <w:spacing w:val="-2"/>
+          <w:szCs w:val="28"/>
+          <w:lang w:val="vi-VN"/>
+        </w:rPr>
+        <w:t xml:space="preserve"> </w:t>
       </w:r>
       <w:r>
         <w:rPr>
@@ -65,6 +76,674 @@
           <w:szCs w:val="28"/>
         </w:rPr>
         <w:t>“QUÂN ĐỘI TA TRUNG VỚI ĐẢNG, HIẾU VỚI DÂN, SẴN SÀNG CHIẾN ĐẤU, HI SINH VÌ ĐỘC LẬP TỰ DO CỦA TỔ QUỐC, VÌ CHỦ NGHĨA XÃ HỘI, NHIỆM VỤ NÀO CŨNG HOÀN THÀNH, KHÓ KHĂN NÀO CŨNG VƯỢT QUA, KẺ THÙ NÀO CŨNG ĐÁNH THẮNG”.</w:t>
+      </w:r>
+    </w:p>
+    <w:p>
+      <w:pPr>
+        <w:spacing w:after="0"/>
+        <w:ind w:left="0" w:firstLine="720"/>
+        <w:rPr>
+          <w:bCs/>
+          <w:i/>
+          <w:szCs w:val="28"/>
+          <w:lang w:val="vi-VN"/>
+        </w:rPr>
+      </w:pPr>
+      <w:r>
+        <w:rPr>
+          <w:bCs/>
+          <w:i/>
+          <w:szCs w:val="28"/>
+        </w:rPr>
+        <w:t>Kính</w:t>
+      </w:r>
+      <w:r>
+        <w:rPr>
+          <w:bCs/>
+          <w:i/>
+          <w:szCs w:val="28"/>
+          <w:lang w:val="vi-VN"/>
+        </w:rPr>
+        <w:t xml:space="preserve"> thưa các đồng chí!</w:t>
+      </w:r>
+    </w:p>
+    <w:p>
+      <w:pPr>
+        <w:spacing w:after="0"/>
+        <w:ind w:left="0" w:firstLine="720"/>
+        <w:rPr>
+          <w:bCs/>
+          <w:iCs/>
+          <w:szCs w:val="28"/>
+        </w:rPr>
+      </w:pPr>
+      <w:r>
+        <w:rPr>
+          <w:bCs/>
+          <w:iCs/>
+          <w:szCs w:val="28"/>
+        </w:rPr>
+        <w:t>Trưởng thành từ ngọn lửa cách mạng dưới sự dẫn dắt của Chủ tịch Hồ Chí Minh, Quân đội ta là minh chứng sống động cho sức mạnh của một dân tộc anh hùng. Mọi chiến công lừng lẫy trên chặng đường lịch sử đều kết tinh từ tư tưởng và những lời dặn dò soi đường của Bác.</w:t>
+      </w:r>
+    </w:p>
+    <w:p>
+      <w:pPr>
+        <w:spacing w:after="0"/>
+        <w:ind w:left="0" w:firstLine="720"/>
+        <w:rPr>
+          <w:bCs/>
+          <w:iCs/>
+          <w:szCs w:val="28"/>
+        </w:rPr>
+      </w:pPr>
+      <w:r>
+        <w:rPr>
+          <w:bCs/>
+          <w:iCs/>
+          <w:szCs w:val="28"/>
+        </w:rPr>
+        <w:t xml:space="preserve">Trân trọng kính mời các đồng chí </w:t>
+      </w:r>
+      <w:r>
+        <w:rPr>
+          <w:bCs/>
+          <w:iCs/>
+          <w:szCs w:val="28"/>
+        </w:rPr>
+        <w:t>thăm</w:t>
+      </w:r>
+      <w:r>
+        <w:rPr>
+          <w:bCs/>
+          <w:iCs/>
+          <w:szCs w:val="28"/>
+          <w:lang w:val="vi-VN"/>
+        </w:rPr>
+        <w:t xml:space="preserve"> quan </w:t>
+      </w:r>
+      <w:r>
+        <w:rPr>
+          <w:bCs/>
+          <w:iCs/>
+          <w:szCs w:val="28"/>
+        </w:rPr>
+        <w:t>m</w:t>
+      </w:r>
+      <w:r>
+        <w:rPr>
+          <w:bCs/>
+          <w:iCs/>
+          <w:szCs w:val="28"/>
+        </w:rPr>
+        <w:t xml:space="preserve">ảng ảnh: </w:t>
+      </w:r>
+      <w:r>
+        <w:rPr>
+          <w:b/>
+          <w:bCs/>
+          <w:iCs/>
+          <w:szCs w:val="28"/>
+        </w:rPr>
+        <w:t>“Quân đội ta trung với Đảng, hiếu với dân, sẵn sàng chiến đấu, hi sinh vì độc lập tự do của Tổ quốc, vì chủ nghĩa xã hội, nhiệm vụ nào cũng hoàn thành, khó khăn nào cũng vượt qua, kẻ thù nào cũng đánh thắng”</w:t>
+      </w:r>
+      <w:r>
+        <w:rPr>
+          <w:bCs/>
+          <w:iCs/>
+          <w:szCs w:val="28"/>
+        </w:rPr>
+        <w:t>.</w:t>
+      </w:r>
+    </w:p>
+    <w:p>
+      <w:pPr>
+        <w:spacing w:after="0"/>
+        <w:ind w:left="0" w:firstLine="720"/>
+        <w:rPr>
+          <w:bCs/>
+          <w:i/>
+          <w:szCs w:val="28"/>
+          <w:lang w:val="vi-VN"/>
+        </w:rPr>
+      </w:pPr>
+      <w:r>
+        <w:rPr>
+          <w:bCs/>
+          <w:i/>
+          <w:szCs w:val="28"/>
+          <w:lang w:val="vi-VN"/>
+        </w:rPr>
+        <w:t>Thưa toàn thể các đồng chí!</w:t>
+      </w:r>
+    </w:p>
+    <w:p>
+      <w:pPr>
+        <w:spacing w:after="0"/>
+        <w:ind w:left="0" w:firstLine="720"/>
+        <w:rPr>
+          <w:b/>
+          <w:bCs/>
+          <w:lang w:val="en-US"/>
+        </w:rPr>
+      </w:pPr>
+      <w:r>
+        <w:rPr>
+          <w:bCs/>
+          <w:iCs/>
+          <w:szCs w:val="28"/>
+          <w:lang w:val="en-US"/>
+        </w:rPr>
+        <w:t>M</w:t>
+      </w:r>
+      <w:r>
+        <w:rPr>
+          <w:bCs/>
+          <w:iCs/>
+          <w:szCs w:val="28"/>
+          <w:lang w:val="vi-VN"/>
+        </w:rPr>
+        <w:t xml:space="preserve">ảng ảnh </w:t>
+      </w:r>
+      <w:r>
+        <w:rPr>
+          <w:b/>
+          <w:bCs/>
+          <w:iCs/>
+          <w:szCs w:val="28"/>
+        </w:rPr>
+        <w:t>“Quân đội ta trung với Đảng, hiếu với dân, sẵn sàng chiến đấu, hi sinh vì độc lập tự do của Tổ quốc, vì chủ nghĩa xã hội, nhiệm vụ nào cũng hoàn thành, khó khăn nào cũng vượt qua, kẻ thù nào cũng đánh thắng”</w:t>
+      </w:r>
+      <w:r>
+        <w:rPr>
+          <w:bCs/>
+          <w:iCs/>
+          <w:szCs w:val="28"/>
+        </w:rPr>
+        <w:t xml:space="preserve"> được kết cấu thành 3 cụm ảnh:</w:t>
+      </w:r>
+    </w:p>
+    <w:p>
+      <w:pPr>
+        <w:spacing w:after="0"/>
+        <w:ind w:left="0" w:firstLine="720"/>
+        <w:rPr>
+          <w:spacing w:val="-8"/>
+          <w:lang w:val="en-US"/>
+        </w:rPr>
+      </w:pPr>
+      <w:r>
+        <w:rPr>
+          <w:spacing w:val="-8"/>
+          <w:lang w:val="vi-VN"/>
+        </w:rPr>
+        <w:t>-</w:t>
+      </w:r>
+      <w:r>
+        <w:rPr>
+          <w:spacing w:val="-8"/>
+          <w:lang w:val="en-US"/>
+        </w:rPr>
+        <w:t xml:space="preserve"> Thứ nhất,</w:t>
+      </w:r>
+      <w:r>
+        <w:rPr>
+          <w:spacing w:val="-8"/>
+          <w:lang w:val="vi-VN"/>
+        </w:rPr>
+        <w:t xml:space="preserve"> </w:t>
+      </w:r>
+      <w:r>
+        <w:rPr>
+          <w:spacing w:val="-8"/>
+          <w:lang w:val="en-US"/>
+        </w:rPr>
+        <w:t xml:space="preserve">cụm ảnh </w:t>
+      </w:r>
+      <w:r>
+        <w:rPr>
+          <w:bCs/>
+          <w:iCs/>
+          <w:szCs w:val="28"/>
+          <w:lang w:val="en-US"/>
+        </w:rPr>
+        <w:t>q</w:t>
+      </w:r>
+      <w:r>
+        <w:rPr>
+          <w:bCs/>
+          <w:iCs/>
+          <w:szCs w:val="28"/>
+          <w:lang w:val="vi-VN"/>
+        </w:rPr>
+        <w:t>uá trình ra đời, chiến đấu và trưởng thành của Quân đội nhân dân Việt Nam</w:t>
+      </w:r>
+    </w:p>
+    <w:p>
+      <w:pPr>
+        <w:spacing w:after="0"/>
+        <w:ind w:left="0" w:firstLine="720"/>
+      </w:pPr>
+      <w:r>
+        <w:rPr>
+          <w:spacing w:val="-6"/>
+          <w:lang w:val="vi-VN"/>
+        </w:rPr>
+        <w:t>-</w:t>
+      </w:r>
+      <w:r>
+        <w:rPr>
+          <w:spacing w:val="-6"/>
+          <w:lang w:val="vi-VN"/>
+        </w:rPr>
+        <w:t xml:space="preserve"> </w:t>
+      </w:r>
+      <w:r>
+        <w:rPr>
+          <w:spacing w:val="-8"/>
+          <w:lang w:val="en-US"/>
+        </w:rPr>
+        <w:t xml:space="preserve">Thứ hai, cụm ảnh </w:t>
+      </w:r>
+      <w:r>
+        <w:rPr>
+          <w:bCs/>
+          <w:iCs/>
+          <w:szCs w:val="28"/>
+          <w:lang w:val="en-US"/>
+        </w:rPr>
+        <w:t>x</w:t>
+      </w:r>
+      <w:r>
+        <w:rPr>
+          <w:bCs/>
+          <w:iCs/>
+          <w:szCs w:val="28"/>
+          <w:lang w:val="vi-VN"/>
+        </w:rPr>
+        <w:t>ây dựng Quân đội nhân dân Việt Nam cách mạng, chính quy, tinh nhuệ, hiện đại</w:t>
+      </w:r>
+    </w:p>
+    <w:p>
+      <w:pPr>
+        <w:spacing w:after="0"/>
+        <w:ind w:left="0" w:firstLine="720"/>
+        <w:rPr>
+          <w:szCs w:val="28"/>
+          <w:lang w:val="en-US"/>
+        </w:rPr>
+      </w:pPr>
+      <w:r>
+        <w:rPr>
+          <w:spacing w:val="-6"/>
+          <w:lang w:val="vi-VN"/>
+        </w:rPr>
+        <w:t>-</w:t>
+      </w:r>
+      <w:r>
+        <w:rPr>
+          <w:spacing w:val="-6"/>
+          <w:lang w:val="vi-VN"/>
+        </w:rPr>
+        <w:t xml:space="preserve"> </w:t>
+      </w:r>
+      <w:r>
+        <w:rPr>
+          <w:spacing w:val="-8"/>
+          <w:lang w:val="en-US"/>
+        </w:rPr>
+        <w:t xml:space="preserve">Thứ ba, cụm ảnh </w:t>
+      </w:r>
+      <w:r>
+        <w:rPr>
+          <w:szCs w:val="28"/>
+          <w:lang w:val="en-US"/>
+        </w:rPr>
+        <w:t>n</w:t>
+      </w:r>
+      <w:r>
+        <w:rPr>
+          <w:szCs w:val="28"/>
+          <w:lang w:val="vi-VN"/>
+        </w:rPr>
+        <w:t>hững nét tiêu biểu về bản chất cách mạng và truyền thống vẻ vang của QĐND Việt Nam</w:t>
+      </w:r>
+    </w:p>
+    <w:p>
+      <w:pPr>
+        <w:spacing w:after="0"/>
+        <w:ind w:left="0" w:firstLine="720"/>
+      </w:pPr>
+      <w:r>
+        <w:t>T</w:t>
+      </w:r>
+      <w:r>
+        <w:t xml:space="preserve">hưa toàn thể các </w:t>
+      </w:r>
+      <w:r>
+        <w:t>đ</w:t>
+      </w:r>
+      <w:r>
+        <w:t>ồng chí</w:t>
+      </w:r>
+      <w:r>
+        <w:t>,</w:t>
+      </w:r>
+      <w:r>
+        <w:t xml:space="preserve"> </w:t>
+      </w:r>
+      <w:r>
+        <w:rPr>
+          <w:b/>
+          <w:i/>
+          <w:szCs w:val="28"/>
+        </w:rPr>
+        <w:t>“Quân đội ta trung với Đảng, hiếu với dân, sẵn sàng chiến đấu, hi sinh vì độc lập tự do của Tổ quốc, vì chủ nghĩa xã hội, nhiệm vụ nào cũng hoàn thành, khó khăn nào cũng vượt qua, kẻ thù nào cũng đánh thắng”</w:t>
+      </w:r>
+      <w:r>
+        <w:rPr>
+          <w:b/>
+          <w:i/>
+          <w:szCs w:val="28"/>
+        </w:rPr>
+        <w:t>,</w:t>
+      </w:r>
+      <w:r>
+        <w:t xml:space="preserve"> đó là lời kh</w:t>
+      </w:r>
+      <w:r>
+        <w:t>en</w:t>
+      </w:r>
+      <w:r>
+        <w:t xml:space="preserve"> tặng của Chủ tịch Hồ Chí Minh d</w:t>
+      </w:r>
+      <w:r>
+        <w:t>à</w:t>
+      </w:r>
+      <w:r>
+        <w:t>nh</w:t>
+      </w:r>
+      <w:r>
+        <w:t xml:space="preserve"> </w:t>
+      </w:r>
+      <w:r>
+        <w:t xml:space="preserve">cho </w:t>
+      </w:r>
+      <w:r>
+        <w:t>Q</w:t>
+      </w:r>
+      <w:r>
+        <w:t>uân đội ta nhân kỷ niệm 20</w:t>
+      </w:r>
+      <w:r>
+        <w:t xml:space="preserve"> năm</w:t>
+      </w:r>
+      <w:r>
+        <w:t xml:space="preserve"> thành lập</w:t>
+      </w:r>
+      <w:r>
+        <w:t xml:space="preserve"> QĐNDVN,</w:t>
+      </w:r>
+      <w:r>
+        <w:t xml:space="preserve"> </w:t>
+      </w:r>
+      <w:r>
+        <w:t>22/12/1964. V</w:t>
+      </w:r>
+      <w:r>
+        <w:t>à lời khe tàng</w:t>
+      </w:r>
+      <w:r>
+        <w:t xml:space="preserve"> </w:t>
+      </w:r>
+      <w:r>
+        <w:t xml:space="preserve">đó đã trở thành bản chất cách mạng truyền thống vẻ vang của </w:t>
+      </w:r>
+      <w:r>
+        <w:t>Q</w:t>
+      </w:r>
+      <w:r>
+        <w:t>uân đội ta</w:t>
+      </w:r>
+      <w:r>
+        <w:t>,</w:t>
+      </w:r>
+      <w:r>
+        <w:t xml:space="preserve"> là chuẩn mực </w:t>
+      </w:r>
+      <w:r>
+        <w:t>“</w:t>
+      </w:r>
+      <w:r>
+        <w:t>Bộ Đội C</w:t>
+      </w:r>
+      <w:r>
+        <w:t>ụ</w:t>
+      </w:r>
+      <w:r>
+        <w:t xml:space="preserve"> </w:t>
+      </w:r>
+      <w:r>
+        <w:t>H</w:t>
+      </w:r>
+      <w:r>
+        <w:t>ồ</w:t>
+      </w:r>
+      <w:r>
+        <w:t>”</w:t>
+      </w:r>
+      <w:r>
+        <w:t xml:space="preserve"> mà lớp lớp các hệ</w:t>
+      </w:r>
+      <w:r>
+        <w:t xml:space="preserve"> </w:t>
+      </w:r>
+      <w:r>
+        <w:t>cán bộ</w:t>
+      </w:r>
+      <w:r>
+        <w:t>,</w:t>
+      </w:r>
+      <w:r>
+        <w:t xml:space="preserve"> chiến sĩ trong </w:t>
+      </w:r>
+      <w:r>
+        <w:t>Q</w:t>
+      </w:r>
+      <w:r>
+        <w:t xml:space="preserve">uân đội đang ra </w:t>
+      </w:r>
+      <w:r>
+        <w:t>sứ</w:t>
+      </w:r>
+      <w:r>
+        <w:t>c phấn đấu</w:t>
+      </w:r>
+      <w:r>
+        <w:t>,</w:t>
+      </w:r>
+      <w:r>
+        <w:t xml:space="preserve"> giữ gìn và phát huy</w:t>
+      </w:r>
+      <w:r>
+        <w:t>.</w:t>
+      </w:r>
+    </w:p>
+    <w:p>
+      <w:pPr>
+        <w:spacing w:after="0"/>
+        <w:ind w:left="0" w:firstLine="720"/>
+      </w:pPr>
+      <w:r>
+        <w:t xml:space="preserve"> </w:t>
+      </w:r>
+      <w:r>
+        <w:t>T</w:t>
+      </w:r>
+      <w:r>
+        <w:t>hưa toàn thể các đồng chí</w:t>
+      </w:r>
+      <w:r>
+        <w:t>,</w:t>
+      </w:r>
+      <w:r>
+        <w:t xml:space="preserve"> </w:t>
+      </w:r>
+      <w:r>
+        <w:t>c</w:t>
+      </w:r>
+      <w:r>
+        <w:t xml:space="preserve">ách đây </w:t>
+      </w:r>
+      <w:r>
+        <w:t xml:space="preserve">gần 82 năm, </w:t>
+      </w:r>
+      <w:r>
+        <w:t>chấp hành chỉ thị</w:t>
+      </w:r>
+      <w:r>
+        <w:t xml:space="preserve"> của</w:t>
+      </w:r>
+      <w:r>
+        <w:t xml:space="preserve"> H</w:t>
+      </w:r>
+      <w:r>
+        <w:t>ộ</w:t>
+      </w:r>
+      <w:r>
+        <w:t xml:space="preserve">i nghị quân sự cách mạng Bắc Kỳ và </w:t>
+      </w:r>
+      <w:r>
+        <w:t>C</w:t>
+      </w:r>
+      <w:r>
+        <w:t>hủ tịch Hồ Chí Minh</w:t>
+      </w:r>
+      <w:r>
+        <w:t>,</w:t>
+      </w:r>
+      <w:r>
+        <w:t xml:space="preserve"> ngày 22 tháng 12 năm 1944</w:t>
+      </w:r>
+      <w:r>
+        <w:t>,</w:t>
+      </w:r>
+      <w:r>
+        <w:t xml:space="preserve"> Đội Việt Nam Tuyên truyền Giải</w:t>
+      </w:r>
+      <w:r>
+        <w:t xml:space="preserve"> </w:t>
+      </w:r>
+      <w:r>
+        <w:t>phóng quân</w:t>
+      </w:r>
+      <w:r>
+        <w:t>,</w:t>
+      </w:r>
+      <w:r>
+        <w:t xml:space="preserve"> tổ chức tiền thân của Quân đội Nhân dân Việt Nam được thành lập tại Châu Nguyên Bình</w:t>
+      </w:r>
+      <w:r>
+        <w:t>,</w:t>
+      </w:r>
+      <w:r>
+        <w:t xml:space="preserve"> tỉnh Cao Bằng</w:t>
+      </w:r>
+      <w:r>
+        <w:rPr>
+          <w:szCs w:val="28"/>
+          <w:lang w:val="vi-VN"/>
+        </w:rPr>
+        <w:t xml:space="preserve"> </w:t>
+      </w:r>
+      <w:r>
+        <w:rPr>
+          <w:szCs w:val="28"/>
+          <w:lang w:val="vi-VN"/>
+        </w:rPr>
+        <w:t>(nay là xóm Nà Sang, xã Tam Kim, tỉnh Cao Bằng)</w:t>
+      </w:r>
+      <w:r>
+        <w:rPr>
+          <w:szCs w:val="28"/>
+          <w:lang w:val="en-US"/>
+        </w:rPr>
+        <w:t>.</w:t>
+      </w:r>
+      <w:r>
+        <w:t xml:space="preserve"> Mặc dù quân số ít</w:t>
+      </w:r>
+      <w:r>
+        <w:t>,</w:t>
+      </w:r>
+      <w:r>
+        <w:t xml:space="preserve"> vũ khí trang bị h</w:t>
+      </w:r>
+      <w:r>
+        <w:t>ạ</w:t>
+      </w:r>
+      <w:r>
+        <w:t>n chế</w:t>
+      </w:r>
+      <w:r>
+        <w:t>,</w:t>
+      </w:r>
+      <w:r>
+        <w:t xml:space="preserve"> nhưng</w:t>
+      </w:r>
+      <w:r>
+        <w:t xml:space="preserve"> dưới</w:t>
+      </w:r>
+      <w:r>
+        <w:t xml:space="preserve"> sự lãnh đạo</w:t>
+      </w:r>
+      <w:r>
+        <w:t>,</w:t>
+      </w:r>
+      <w:r>
+        <w:t xml:space="preserve"> giáo dục</w:t>
+      </w:r>
+      <w:r>
+        <w:t>,</w:t>
+      </w:r>
+      <w:r>
+        <w:t xml:space="preserve"> rèn luyện tài tình của Đảng và chủ tịch Hồ </w:t>
+      </w:r>
+      <w:r>
+        <w:lastRenderedPageBreak/>
+        <w:t>Chí Minh</w:t>
+      </w:r>
+      <w:r>
+        <w:t>,</w:t>
+      </w:r>
+      <w:r>
+        <w:t xml:space="preserve"> Quân đội ta đã không ngừng trưởng thành</w:t>
+      </w:r>
+      <w:r>
+        <w:t xml:space="preserve"> </w:t>
+      </w:r>
+      <w:r>
+        <w:t>và lớn mạnh</w:t>
+      </w:r>
+      <w:r>
+        <w:t>,</w:t>
+      </w:r>
+      <w:r>
+        <w:t xml:space="preserve"> cùng với toàn Đảng</w:t>
+      </w:r>
+      <w:r>
+        <w:t>,</w:t>
+      </w:r>
+      <w:r>
+        <w:t xml:space="preserve"> toàn dân vượt qua muôn vàn khó khăn</w:t>
+      </w:r>
+      <w:r>
+        <w:t>,</w:t>
+      </w:r>
+      <w:r>
+        <w:t xml:space="preserve"> thử thách</w:t>
+      </w:r>
+      <w:r>
+        <w:t>.</w:t>
       </w:r>
     </w:p>
     <w:p>
@@ -75,27 +754,192 @@
         <w:spacing w:after="0"/>
         <w:ind w:left="0" w:firstLine="720"/>
         <w:rPr>
-          <w:bCs/>
-        </w:rPr>
-      </w:pPr>
-      <w:r>
-        <w:rPr>
-          <w:b/>
-        </w:rPr>
-        <w:t>1</w:t>
-      </w:r>
-      <w:r>
-        <w:rPr>
-          <w:b/>
-        </w:rPr>
-        <w:t>) Chủ đề mảng ảnh:</w:t>
-      </w:r>
-      <w:r>
-        <w:rPr>
-          <w:bCs/>
+          <w:spacing w:val="-2"/>
+          <w:szCs w:val="28"/>
+        </w:rPr>
+      </w:pPr>
+      <w:r>
+        <w:rPr>
+          <w:spacing w:val="-2"/>
+          <w:szCs w:val="28"/>
+        </w:rPr>
+        <w:t xml:space="preserve">Tuy mới được thành lập nhưng Đội Việt Nam Tuyên truyên Giải phóng quân đã làm nòng cốt cùng toàn dân bước vào cuộc kháng chiến chống thực dân Pháp xâm lược, </w:t>
+      </w:r>
+      <w:r>
+        <w:rPr>
+          <w:spacing w:val="-2"/>
+          <w:szCs w:val="28"/>
+        </w:rPr>
+        <w:t>với</w:t>
+      </w:r>
+      <w:r>
+        <w:rPr>
+          <w:spacing w:val="-2"/>
+          <w:szCs w:val="28"/>
+          <w:lang w:val="vi-VN"/>
+        </w:rPr>
+        <w:t xml:space="preserve"> 2 trận đánh đầu tiên: </w:t>
+      </w:r>
+      <w:r>
+        <w:rPr>
+          <w:spacing w:val="-2"/>
+          <w:szCs w:val="28"/>
+        </w:rPr>
+        <w:t>Phai Khắt, Nà Ngần ngày 25 và 26/12/1944</w:t>
+      </w:r>
+      <w:r>
+        <w:rPr>
+          <w:spacing w:val="-2"/>
+          <w:szCs w:val="28"/>
+          <w:lang w:val="vi-VN"/>
+        </w:rPr>
+        <w:t xml:space="preserve"> mở đầu cho truyền thống Quyết chiến, Quyết thắng của Quân đội nhân dân Việt Nam</w:t>
+      </w:r>
+      <w:r>
+        <w:rPr>
+          <w:spacing w:val="-2"/>
+          <w:szCs w:val="28"/>
+        </w:rPr>
+        <w:t>.</w:t>
+      </w:r>
+    </w:p>
+    <w:p>
+      <w:pPr>
+        <w:spacing w:after="0"/>
+        <w:ind w:left="0" w:firstLine="720"/>
+        <w:rPr>
+          <w:szCs w:val="28"/>
+          <w:lang w:val="vi-VN"/>
+        </w:rPr>
+      </w:pPr>
+      <w:r>
+        <w:rPr>
+          <w:szCs w:val="28"/>
+          <w:lang w:val="vi-VN"/>
+        </w:rPr>
+        <w:t xml:space="preserve">Trong cuộc kháng chiến chống thực dân Pháp xâm lược, Quân đội ta vừa chiến đấu, vừa xây dựng lực lượng, nhất là bộ đội chủ lực đã có bước phát triển trưởng thành nhanh chóng. </w:t>
+      </w:r>
+    </w:p>
+    <w:p>
+      <w:pPr>
+        <w:spacing w:after="0"/>
+        <w:ind w:left="0" w:firstLine="720"/>
+        <w:rPr>
+          <w:szCs w:val="28"/>
+          <w:lang w:val="en-US"/>
+        </w:rPr>
+      </w:pPr>
+      <w:r>
+        <w:rPr>
+          <w:szCs w:val="28"/>
+          <w:lang w:val="vi-VN"/>
+        </w:rPr>
+        <w:t>Chúng ta đã tổ chức nhiều trận đánh lớn, mở những chiến dịch tiến công và phản công:</w:t>
+      </w:r>
+      <w:r>
+        <w:rPr>
+          <w:szCs w:val="28"/>
+          <w:lang w:val="vi-VN"/>
         </w:rPr>
         <w:t xml:space="preserve"> </w:t>
       </w:r>
+      <w:r>
+        <w:rPr>
+          <w:szCs w:val="28"/>
+        </w:rPr>
+        <w:t>Đánh thắng các</w:t>
+      </w:r>
+      <w:r>
+        <w:rPr>
+          <w:szCs w:val="28"/>
+          <w:lang w:val="vi-VN"/>
+        </w:rPr>
+        <w:t xml:space="preserve"> </w:t>
+      </w:r>
+      <w:r>
+        <w:rPr>
+          <w:szCs w:val="28"/>
+        </w:rPr>
+        <w:t>Chiến dịch Việt Bắc</w:t>
+      </w:r>
+      <w:r>
+        <w:rPr>
+          <w:szCs w:val="28"/>
+          <w:lang w:val="vi-VN"/>
+        </w:rPr>
+        <w:t xml:space="preserve"> </w:t>
+      </w:r>
+      <w:r>
+        <w:rPr>
+          <w:szCs w:val="28"/>
+        </w:rPr>
+        <w:t>(1947); Chiến dịch Biên giới (1950)</w:t>
+      </w:r>
+      <w:r>
+        <w:rPr>
+          <w:szCs w:val="28"/>
+          <w:lang w:val="vi-VN"/>
+        </w:rPr>
+        <w:t xml:space="preserve">; </w:t>
+      </w:r>
+      <w:r>
+        <w:rPr>
+          <w:szCs w:val="28"/>
+        </w:rPr>
+        <w:t xml:space="preserve">Chiến dịch </w:t>
+      </w:r>
+      <w:r>
+        <w:rPr>
+          <w:szCs w:val="28"/>
+        </w:rPr>
+        <w:t>Đô</w:t>
+      </w:r>
+      <w:r>
+        <w:rPr>
+          <w:szCs w:val="28"/>
+        </w:rPr>
+        <w:t>ng Xuân</w:t>
+      </w:r>
+      <w:r>
+        <w:rPr>
+          <w:szCs w:val="28"/>
+          <w:lang w:val="vi-VN"/>
+        </w:rPr>
+        <w:t xml:space="preserve"> </w:t>
+      </w:r>
+      <w:r>
+        <w:rPr>
+          <w:szCs w:val="28"/>
+        </w:rPr>
+        <w:t>(1953 - 1954) mà đỉnh cao là Chiến thắng lịch sử Điện</w:t>
+      </w:r>
+      <w:r>
+        <w:rPr>
+          <w:szCs w:val="28"/>
+        </w:rPr>
+        <w:br/>
+        <w:t xml:space="preserve">Biên Phủ ngày 07/5/1954 lừng lẫy năm châu, chấn động địa </w:t>
+      </w:r>
+      <w:r>
+        <w:rPr>
+          <w:szCs w:val="28"/>
+        </w:rPr>
+        <w:t>cầu</w:t>
+      </w:r>
+      <w:r>
+        <w:rPr>
+          <w:szCs w:val="28"/>
+          <w:lang w:val="vi-VN"/>
+        </w:rPr>
+        <w:t>.</w:t>
+      </w:r>
+      <w:r>
+        <w:rPr>
+          <w:szCs w:val="28"/>
+          <w:lang w:val="en-US"/>
+        </w:rPr>
+        <w:t xml:space="preserve"> </w:t>
+      </w:r>
     </w:p>
     <w:p>
       <w:pPr>
@@ -105,7 +949,6 @@
           <w:bCs/>
           <w:i/>
           <w:szCs w:val="28"/>
-          <w:lang w:val="vi-VN"/>
         </w:rPr>
       </w:pPr>
       <w:r>
@@ -114,94 +957,133 @@
           <w:i/>
           <w:szCs w:val="28"/>
         </w:rPr>
-        <w:t>Kính</w:t>
-      </w:r>
-      <w:r>
-        <w:rPr>
-          <w:bCs/>
+        <w:t>Thưa toàn thể các đồng chí!</w:t>
+      </w:r>
+    </w:p>
+    <w:p>
+      <w:pPr>
+        <w:spacing w:after="0"/>
+        <w:ind w:left="0" w:firstLine="720"/>
+        <w:rPr>
+          <w:szCs w:val="28"/>
+        </w:rPr>
+      </w:pPr>
+      <w:r>
+        <w:rPr>
+          <w:szCs w:val="28"/>
+        </w:rPr>
+        <w:t>Sau khi lập lại hòa bình ở miền Bắc; ở miền Nam, đế quốc Mỹ đơn phương</w:t>
+      </w:r>
+      <w:r>
+        <w:rPr>
+          <w:szCs w:val="28"/>
+        </w:rPr>
+        <w:br/>
+        <w:t>bác bỏ Hiệp định Giơ-ne-vơ, hất cẳng thực dân Pháp, chính thức xâm lược Việt</w:t>
+      </w:r>
+      <w:r>
+        <w:rPr>
+          <w:szCs w:val="28"/>
+        </w:rPr>
+        <w:br/>
+        <w:t xml:space="preserve">Nam dưới chế độ </w:t>
+      </w:r>
+      <w:r>
+        <w:rPr>
           <w:i/>
           <w:szCs w:val="28"/>
-          <w:lang w:val="vi-VN"/>
-        </w:rPr>
-        <w:t xml:space="preserve"> thưa các đồng chí!</w:t>
-      </w:r>
-    </w:p>
-    <w:p>
-      <w:pPr>
-        <w:spacing w:after="0"/>
-        <w:ind w:left="0" w:firstLine="720"/>
-        <w:rPr>
-          <w:bCs/>
-          <w:iCs/>
-          <w:szCs w:val="28"/>
-        </w:rPr>
-      </w:pPr>
-      <w:r>
-        <w:rPr>
-          <w:bCs/>
-          <w:iCs/>
-          <w:szCs w:val="28"/>
-        </w:rPr>
-        <w:t>Trưởng thành từ ngọn lửa cách mạng dưới sự dẫn dắt của Chủ tịch Hồ Chí Minh, Quân đội ta là minh chứng sống động cho sức mạnh của một dân tộc anh hùng. Mọi chiến công lừng lẫy trên chặng đường lịch sử đều kết tinh từ tư tưởng và những lời dặn dò soi đường của Bác.</w:t>
-      </w:r>
-    </w:p>
-    <w:p>
-      <w:pPr>
-        <w:spacing w:after="0"/>
-        <w:ind w:left="0" w:firstLine="720"/>
-        <w:rPr>
-          <w:bCs/>
-          <w:iCs/>
-          <w:szCs w:val="28"/>
-        </w:rPr>
-      </w:pPr>
-      <w:r>
-        <w:rPr>
-          <w:bCs/>
-          <w:iCs/>
-          <w:szCs w:val="28"/>
-        </w:rPr>
-        <w:t xml:space="preserve">Trân trọng kính mời các đồng chí </w:t>
-      </w:r>
-      <w:r>
-        <w:rPr>
-          <w:bCs/>
-          <w:iCs/>
-          <w:szCs w:val="28"/>
-        </w:rPr>
-        <w:t>thăm</w:t>
-      </w:r>
-      <w:r>
-        <w:rPr>
-          <w:bCs/>
-          <w:iCs/>
-          <w:szCs w:val="28"/>
-          <w:lang w:val="vi-VN"/>
-        </w:rPr>
-        <w:t xml:space="preserve"> quan </w:t>
-      </w:r>
-      <w:r>
-        <w:rPr>
-          <w:bCs/>
-          <w:iCs/>
-          <w:szCs w:val="28"/>
-        </w:rPr>
-        <w:t xml:space="preserve">bảng ảnh: </w:t>
-      </w:r>
-      <w:r>
-        <w:rPr>
-          <w:b/>
-          <w:bCs/>
-          <w:iCs/>
-          <w:szCs w:val="28"/>
-        </w:rPr>
-        <w:t>“Quân đội ta trung với Đảng, hiếu với dân, sẵn sàng chiến đấu, hi sinh vì độc lập tự do của Tổ quốc, vì chủ nghĩa xã hội, nhiệm vụ nào cũng hoàn thành, khó khăn nào cũng vượt qua, kẻ thù nào cũng đánh thắng”</w:t>
-      </w:r>
-      <w:r>
-        <w:rPr>
-          <w:bCs/>
-          <w:iCs/>
-          <w:szCs w:val="28"/>
+        </w:rPr>
+        <w:t>“thực dân kiểu mới”</w:t>
+      </w:r>
+      <w:r>
+        <w:rPr>
+          <w:szCs w:val="28"/>
+        </w:rPr>
+        <w:t>, dựng lên chính quyền bù nhìn Ngô Đình</w:t>
+      </w:r>
+      <w:r>
+        <w:rPr>
+          <w:szCs w:val="28"/>
+        </w:rPr>
+        <w:br/>
+        <w:t>Diệm, lê máy chém đi khắp chiến trường đàn áp phong trào cách mạng miền Nam.</w:t>
+      </w:r>
+    </w:p>
+    <w:p>
+      <w:pPr>
+        <w:spacing w:after="0"/>
+        <w:ind w:left="0" w:firstLine="720"/>
+        <w:rPr>
+          <w:szCs w:val="28"/>
+          <w:lang w:val="vi-VN"/>
+        </w:rPr>
+      </w:pPr>
+      <w:r>
+        <w:rPr>
+          <w:szCs w:val="28"/>
+        </w:rPr>
+        <w:t>Với quyết tâm sắt đá và ước vọng độc lập thống nhất cháy bỏng, hàng triệu người con ưu tú của dân tộc đã</w:t>
+      </w:r>
+      <w:r>
+        <w:rPr>
+          <w:b/>
+          <w:i/>
+          <w:szCs w:val="28"/>
+        </w:rPr>
+        <w:t xml:space="preserve"> “Xẻ dọc Trường Sơn đi cứu nước mà lòng phơi phới dậy tương lai”</w:t>
+      </w:r>
+      <w:r>
+        <w:rPr>
+          <w:szCs w:val="28"/>
+        </w:rPr>
+        <w:t xml:space="preserve">. Quân đội ta, dưới sự lãnh đạo của Đảng đã lần lượt đánh bại các chiến lược chiến tranh của Mỹ thực hiện từ 1954 - 1975 trên toàn lãnh thổ Việt Nam đó là: ‘‘Chiến tranh đơn phương”, "Chiến tranh đặc biệt”; "Chiến tranh cục bộ" và chiến lược “Việt Nam hóa chiến tranh”. </w:t>
+      </w:r>
+    </w:p>
+    <w:p>
+      <w:pPr>
+        <w:spacing w:after="0"/>
+        <w:ind w:left="0" w:firstLine="720"/>
+        <w:rPr>
+          <w:b/>
+          <w:szCs w:val="28"/>
+          <w:lang w:val="vi-VN"/>
+        </w:rPr>
+      </w:pPr>
+      <w:r>
+        <w:rPr>
+          <w:szCs w:val="28"/>
+        </w:rPr>
+        <w:t xml:space="preserve">Chiến thắng Điện Biện Phủ trên không - Hà Nội (12/1972) buộc Mỹ phải ký hiệp định Paris (27/01/1973) về </w:t>
+      </w:r>
+      <w:r>
+        <w:rPr>
+          <w:szCs w:val="28"/>
+        </w:rPr>
+        <w:t>chấm</w:t>
+      </w:r>
+      <w:r>
+        <w:rPr>
+          <w:szCs w:val="28"/>
+          <w:lang w:val="vi-VN"/>
+        </w:rPr>
+        <w:t xml:space="preserve"> dứt chiến tranh, lập lại hòa bình ở </w:t>
+      </w:r>
+      <w:r>
+        <w:rPr>
+          <w:szCs w:val="28"/>
+        </w:rPr>
+        <w:t xml:space="preserve">Việt </w:t>
+      </w:r>
+      <w:r>
+        <w:rPr>
+          <w:szCs w:val="28"/>
+        </w:rPr>
+        <w:t>Nam</w:t>
+      </w:r>
+      <w:r>
+        <w:rPr>
+          <w:szCs w:val="28"/>
+          <w:lang w:val="vi-VN"/>
         </w:rPr>
         <w:t>.</w:t>
       </w:r>
@@ -211,31 +1093,9 @@
         <w:spacing w:after="0"/>
         <w:ind w:left="0" w:firstLine="720"/>
         <w:rPr>
-          <w:b/>
-        </w:rPr>
-      </w:pPr>
-      <w:r>
-        <w:rPr>
-          <w:b/>
-        </w:rPr>
-        <w:t>2</w:t>
-      </w:r>
-      <w:r>
-        <w:rPr>
-          <w:b/>
-        </w:rPr>
-        <w:t>) Kết cấu của mảng ảnh và từng cụm ảnh:</w:t>
-      </w:r>
-    </w:p>
-    <w:p>
-      <w:pPr>
-        <w:spacing w:after="0"/>
-        <w:ind w:left="0" w:firstLine="720"/>
-        <w:rPr>
           <w:bCs/>
           <w:i/>
           <w:szCs w:val="28"/>
-          <w:lang w:val="vi-VN"/>
         </w:rPr>
       </w:pPr>
       <w:r>
@@ -243,7 +1103,6 @@
           <w:bCs/>
           <w:i/>
           <w:szCs w:val="28"/>
-          <w:lang w:val="vi-VN"/>
         </w:rPr>
         <w:t>Thưa toàn thể các đồng chí!</w:t>
       </w:r>
@@ -253,545 +1112,41 @@
         <w:spacing w:after="0"/>
         <w:ind w:left="0" w:firstLine="720"/>
         <w:rPr>
-          <w:b/>
-          <w:bCs/>
-          <w:lang w:val="en-US"/>
-        </w:rPr>
-      </w:pPr>
-      <w:r>
-        <w:rPr>
-          <w:bCs/>
-          <w:iCs/>
-          <w:szCs w:val="28"/>
-          <w:lang w:val="en-US"/>
-        </w:rPr>
-        <w:t>M</w:t>
-      </w:r>
-      <w:r>
-        <w:rPr>
-          <w:bCs/>
-          <w:iCs/>
-          <w:szCs w:val="28"/>
-          <w:lang w:val="vi-VN"/>
-        </w:rPr>
-        <w:t xml:space="preserve">ảng ảnh </w:t>
-      </w:r>
-      <w:r>
-        <w:rPr>
-          <w:b/>
-          <w:bCs/>
-          <w:iCs/>
-          <w:szCs w:val="28"/>
-        </w:rPr>
-        <w:t>“Quân đội ta trung với Đảng, hiếu với dân, sẵn sàng chiến đấu, hi sinh vì độc lập tự do của Tổ quốc, vì chủ nghĩa xã hội, nhiệm vụ nào cũng hoàn thành, khó khăn nào cũng vượt qua, kẻ thù nào cũng đánh thắng”</w:t>
-      </w:r>
-      <w:r>
-        <w:rPr>
-          <w:bCs/>
-          <w:iCs/>
-          <w:szCs w:val="28"/>
-        </w:rPr>
-        <w:t xml:space="preserve"> được kết cấu thành 3 cụm ảnh:</w:t>
-      </w:r>
-    </w:p>
-    <w:p>
-      <w:pPr>
-        <w:spacing w:after="0"/>
-        <w:ind w:left="0" w:firstLine="720"/>
-        <w:rPr>
-          <w:spacing w:val="-8"/>
-          <w:lang w:val="en-US"/>
-        </w:rPr>
-      </w:pPr>
-      <w:r>
-        <w:rPr>
-          <w:spacing w:val="-8"/>
-          <w:lang w:val="vi-VN"/>
-        </w:rPr>
-        <w:t>-</w:t>
-      </w:r>
-      <w:r>
-        <w:rPr>
-          <w:spacing w:val="-8"/>
-          <w:lang w:val="en-US"/>
-        </w:rPr>
-        <w:t xml:space="preserve"> Thứ nhất,</w:t>
-      </w:r>
-      <w:r>
-        <w:rPr>
-          <w:spacing w:val="-8"/>
-          <w:lang w:val="vi-VN"/>
-        </w:rPr>
-        <w:t xml:space="preserve"> </w:t>
-      </w:r>
-      <w:r>
-        <w:rPr>
-          <w:spacing w:val="-8"/>
-          <w:lang w:val="en-US"/>
-        </w:rPr>
-        <w:t xml:space="preserve">cụm ảnh </w:t>
-      </w:r>
-      <w:r>
-        <w:rPr>
-          <w:bCs/>
-          <w:iCs/>
-          <w:szCs w:val="28"/>
-          <w:lang w:val="en-US"/>
-        </w:rPr>
-        <w:t>q</w:t>
-      </w:r>
-      <w:r>
-        <w:rPr>
-          <w:bCs/>
-          <w:iCs/>
-          <w:szCs w:val="28"/>
-          <w:lang w:val="vi-VN"/>
-        </w:rPr>
-        <w:t>uá trình ra đời, chiến đấu và trưởng thành của Quân đội nhân dân Việt Nam</w:t>
-      </w:r>
-    </w:p>
-    <w:p>
-      <w:pPr>
-        <w:spacing w:after="0"/>
-        <w:ind w:left="0" w:firstLine="720"/>
-      </w:pPr>
-      <w:r>
-        <w:rPr>
-          <w:spacing w:val="-6"/>
-          <w:lang w:val="vi-VN"/>
-        </w:rPr>
-        <w:t>-</w:t>
-      </w:r>
-      <w:r>
-        <w:rPr>
-          <w:spacing w:val="-6"/>
-          <w:lang w:val="vi-VN"/>
-        </w:rPr>
-        <w:t xml:space="preserve"> </w:t>
-      </w:r>
-      <w:r>
-        <w:rPr>
-          <w:spacing w:val="-8"/>
-          <w:lang w:val="en-US"/>
-        </w:rPr>
-        <w:t xml:space="preserve">Thứ hai, cụm ảnh </w:t>
-      </w:r>
-      <w:r>
-        <w:rPr>
-          <w:bCs/>
-          <w:iCs/>
-          <w:szCs w:val="28"/>
-          <w:lang w:val="en-US"/>
-        </w:rPr>
-        <w:t>x</w:t>
-      </w:r>
-      <w:r>
-        <w:rPr>
-          <w:bCs/>
-          <w:iCs/>
-          <w:szCs w:val="28"/>
-          <w:lang w:val="vi-VN"/>
-        </w:rPr>
-        <w:t>ây dựng Quân đội nhân dân Việt Nam cách mạng, chính quy, tinh nhuệ, hiện đại</w:t>
-      </w:r>
-    </w:p>
-    <w:p>
-      <w:pPr>
-        <w:spacing w:after="0"/>
-        <w:ind w:left="0" w:firstLine="720"/>
-        <w:rPr>
-          <w:szCs w:val="28"/>
-          <w:lang w:val="en-US"/>
-        </w:rPr>
-      </w:pPr>
-      <w:r>
-        <w:rPr>
-          <w:spacing w:val="-6"/>
-          <w:lang w:val="vi-VN"/>
-        </w:rPr>
-        <w:t>-</w:t>
-      </w:r>
-      <w:r>
-        <w:rPr>
-          <w:spacing w:val="-6"/>
-          <w:lang w:val="vi-VN"/>
-        </w:rPr>
-        <w:t xml:space="preserve"> </w:t>
-      </w:r>
-      <w:r>
-        <w:rPr>
-          <w:spacing w:val="-8"/>
-          <w:lang w:val="en-US"/>
-        </w:rPr>
-        <w:t xml:space="preserve">Thứ ba, cụm ảnh </w:t>
-      </w:r>
-      <w:r>
-        <w:rPr>
-          <w:szCs w:val="28"/>
-          <w:lang w:val="en-US"/>
-        </w:rPr>
-        <w:t>n</w:t>
-      </w:r>
-      <w:r>
-        <w:rPr>
-          <w:szCs w:val="28"/>
-          <w:lang w:val="vi-VN"/>
-        </w:rPr>
-        <w:t>hững nét tiêu biểu về bản chất cách mạng và truyền thống vẻ vang của QĐND Việt Nam</w:t>
-      </w:r>
-    </w:p>
-    <w:p>
-      <w:pPr>
-        <w:spacing w:after="0"/>
-        <w:ind w:left="0" w:firstLine="720"/>
-        <w:rPr>
-          <w:b/>
-          <w:bCs/>
-          <w:lang w:val="en-US"/>
-        </w:rPr>
-      </w:pPr>
-      <w:r>
-        <w:rPr>
-          <w:b/>
-          <w:bCs/>
-          <w:szCs w:val="28"/>
-          <w:lang w:val="en-US"/>
-        </w:rPr>
-        <w:t>Phân tích:</w:t>
-      </w:r>
-    </w:p>
-    <w:p>
-      <w:pPr>
-        <w:spacing w:after="0"/>
-        <w:ind w:left="0" w:firstLine="720"/>
-      </w:pPr>
-      <w:r>
-        <w:t>T</w:t>
-      </w:r>
-      <w:r>
-        <w:t xml:space="preserve">hưa toàn thể các </w:t>
-      </w:r>
-      <w:r>
-        <w:t>đ</w:t>
-      </w:r>
-      <w:r>
-        <w:t>ồng chí</w:t>
-      </w:r>
-      <w:r>
-        <w:t>,</w:t>
-      </w:r>
-      <w:r>
-        <w:t xml:space="preserve"> </w:t>
-      </w:r>
-      <w:r>
-        <w:rPr>
-          <w:b/>
-          <w:i/>
-          <w:szCs w:val="28"/>
-        </w:rPr>
-        <w:t>“Quân đội ta trung với Đảng, hiếu với dân, sẵn sàng chiến đấu, hi sinh vì độc lập tự do của Tổ quốc, vì chủ nghĩa xã hội, nhiệm vụ nào cũng hoàn thành, khó khăn nào cũng vượt qua, kẻ thù nào cũng đánh thắng”</w:t>
-      </w:r>
-      <w:r>
-        <w:rPr>
-          <w:b/>
-          <w:i/>
-          <w:szCs w:val="28"/>
-        </w:rPr>
-        <w:t>,</w:t>
-      </w:r>
-      <w:r>
-        <w:t xml:space="preserve"> đó là lời kh</w:t>
-      </w:r>
-      <w:r>
-        <w:t>en</w:t>
-      </w:r>
-      <w:r>
-        <w:t xml:space="preserve"> tặng của Chủ tịch Hồ Chí Minh d</w:t>
-      </w:r>
-      <w:r>
-        <w:t>à</w:t>
-      </w:r>
-      <w:r>
-        <w:t>nh</w:t>
-      </w:r>
-      <w:r>
-        <w:t xml:space="preserve"> </w:t>
-      </w:r>
-      <w:r>
-        <w:t xml:space="preserve">cho </w:t>
-      </w:r>
-      <w:r>
-        <w:t>Q</w:t>
-      </w:r>
-      <w:r>
-        <w:t>uân đội ta nhân kỷ niệm 20</w:t>
-      </w:r>
-      <w:r>
-        <w:t xml:space="preserve"> năm</w:t>
-      </w:r>
-      <w:r>
-        <w:t xml:space="preserve"> thành lập</w:t>
-      </w:r>
-      <w:r>
-        <w:t xml:space="preserve"> QĐNDVN,</w:t>
-      </w:r>
-      <w:r>
-        <w:t xml:space="preserve"> </w:t>
-      </w:r>
-      <w:r>
-        <w:t>22/12/1964. V</w:t>
-      </w:r>
-      <w:r>
-        <w:t>à lời khe tàng</w:t>
-      </w:r>
-      <w:r>
-        <w:t xml:space="preserve"> </w:t>
-      </w:r>
-      <w:r>
-        <w:t xml:space="preserve">đó đã trở thành bản chất cách mạng truyền thống vẻ vang của </w:t>
-      </w:r>
-      <w:r>
-        <w:t>Q</w:t>
-      </w:r>
-      <w:r>
-        <w:t>uân đội ta</w:t>
-      </w:r>
-      <w:r>
-        <w:t>,</w:t>
-      </w:r>
-      <w:r>
-        <w:t xml:space="preserve"> là chuẩn mực </w:t>
-      </w:r>
-      <w:r>
-        <w:t>“</w:t>
-      </w:r>
-      <w:r>
-        <w:t>Bộ Đội C</w:t>
-      </w:r>
-      <w:r>
-        <w:t>ụ</w:t>
-      </w:r>
-      <w:r>
-        <w:t xml:space="preserve"> </w:t>
-      </w:r>
-      <w:r>
-        <w:t>H</w:t>
-      </w:r>
-      <w:r>
-        <w:t>ồ</w:t>
-      </w:r>
-      <w:r>
-        <w:t>”</w:t>
-      </w:r>
-      <w:r>
-        <w:t xml:space="preserve"> mà lớp lớp các hệ</w:t>
-      </w:r>
-      <w:r>
-        <w:t xml:space="preserve"> </w:t>
-      </w:r>
-      <w:r>
-        <w:t>cán bộ</w:t>
-      </w:r>
-      <w:r>
-        <w:t>,</w:t>
-      </w:r>
-      <w:r>
-        <w:t xml:space="preserve"> chiến sĩ trong </w:t>
-      </w:r>
-      <w:r>
-        <w:t>Q</w:t>
-      </w:r>
-      <w:r>
-        <w:t xml:space="preserve">uân đội đang ra </w:t>
-      </w:r>
-      <w:r>
-        <w:t>sứ</w:t>
-      </w:r>
-      <w:r>
-        <w:t>c phấn đấu</w:t>
-      </w:r>
-      <w:r>
-        <w:t>,</w:t>
-      </w:r>
-      <w:r>
-        <w:t xml:space="preserve"> giữ gìn và phát huy</w:t>
-      </w:r>
-      <w:r>
-        <w:t>.</w:t>
-      </w:r>
-    </w:p>
-    <w:p>
-      <w:pPr>
-        <w:spacing w:after="0"/>
-        <w:ind w:left="0" w:firstLine="720"/>
-      </w:pPr>
-      <w:r>
-        <w:t xml:space="preserve"> </w:t>
-      </w:r>
-      <w:r>
-        <w:t>T</w:t>
-      </w:r>
-      <w:r>
-        <w:t>hưa toàn thể các đồng chí</w:t>
-      </w:r>
-      <w:r>
-        <w:t>,</w:t>
-      </w:r>
-      <w:r>
-        <w:t xml:space="preserve"> </w:t>
-      </w:r>
-      <w:r>
-        <w:t>c</w:t>
-      </w:r>
-      <w:r>
-        <w:t xml:space="preserve">ách đây </w:t>
-      </w:r>
-      <w:r>
-        <w:t xml:space="preserve">gần 82 năm, </w:t>
-      </w:r>
-      <w:r>
-        <w:t>chấp hành chỉ thị</w:t>
-      </w:r>
-      <w:r>
-        <w:t xml:space="preserve"> của</w:t>
-      </w:r>
-      <w:r>
-        <w:t xml:space="preserve"> H</w:t>
-      </w:r>
-      <w:r>
-        <w:t>ộ</w:t>
-      </w:r>
-      <w:r>
-        <w:t xml:space="preserve">i nghị quân sự cách mạng Bắc Kỳ và </w:t>
-      </w:r>
-      <w:r>
-        <w:t>C</w:t>
-      </w:r>
-      <w:r>
-        <w:t>hủ tịch Hồ Chí Minh</w:t>
-      </w:r>
-      <w:r>
-        <w:t>,</w:t>
-      </w:r>
-      <w:r>
-        <w:t xml:space="preserve"> ngày 22 tháng 12 năm 1944</w:t>
-      </w:r>
-      <w:r>
-        <w:t>,</w:t>
-      </w:r>
-      <w:r>
-        <w:t xml:space="preserve"> Đội Việt Nam Tuyên truyền Giải</w:t>
-      </w:r>
-      <w:r>
-        <w:t xml:space="preserve"> </w:t>
-      </w:r>
-      <w:r>
-        <w:t>phóng quân</w:t>
-      </w:r>
-      <w:r>
-        <w:t>,</w:t>
-      </w:r>
-      <w:r>
-        <w:t xml:space="preserve"> tổ chức tiền thân của Quân đội Nhân dân Việt Nam được thành lập tại Châu Nguyên Bình</w:t>
-      </w:r>
-      <w:r>
-        <w:t>,</w:t>
-      </w:r>
-      <w:r>
-        <w:t xml:space="preserve"> tỉnh Cao Bằng</w:t>
-      </w:r>
-      <w:r>
-        <w:rPr>
-          <w:szCs w:val="28"/>
-          <w:lang w:val="vi-VN"/>
-        </w:rPr>
-        <w:t xml:space="preserve"> </w:t>
-      </w:r>
-      <w:r>
-        <w:rPr>
-          <w:szCs w:val="28"/>
-          <w:lang w:val="vi-VN"/>
-        </w:rPr>
-        <w:t>(nay là xóm Nà Sang, xã Tam Kim, tỉnh Cao Bằng)</w:t>
-      </w:r>
-      <w:r>
-        <w:rPr>
-          <w:szCs w:val="28"/>
-          <w:lang w:val="en-US"/>
-        </w:rPr>
-        <w:t>.</w:t>
-      </w:r>
-      <w:r>
-        <w:t xml:space="preserve"> Mặc dù quân số ít</w:t>
-      </w:r>
-      <w:r>
-        <w:t>,</w:t>
-      </w:r>
-      <w:r>
-        <w:t xml:space="preserve"> vũ khí trang bị h</w:t>
-      </w:r>
-      <w:r>
-        <w:t>ạ</w:t>
-      </w:r>
-      <w:r>
-        <w:t>n chế</w:t>
-      </w:r>
-      <w:r>
-        <w:t>,</w:t>
-      </w:r>
-      <w:r>
-        <w:t xml:space="preserve"> nhưng</w:t>
-      </w:r>
-      <w:r>
-        <w:t xml:space="preserve"> dưới</w:t>
-      </w:r>
-      <w:r>
-        <w:t xml:space="preserve"> sự lãnh đạo</w:t>
-      </w:r>
-      <w:r>
-        <w:t>,</w:t>
-      </w:r>
-      <w:r>
-        <w:t xml:space="preserve"> giáo dục</w:t>
-      </w:r>
-      <w:r>
-        <w:t>,</w:t>
-      </w:r>
-      <w:r>
-        <w:t xml:space="preserve"> rèn luyện tài tình của Đảng và chủ tịch Hồ Chí Minh</w:t>
-      </w:r>
-      <w:r>
-        <w:t>,</w:t>
-      </w:r>
-      <w:r>
-        <w:t xml:space="preserve"> Quân đội ta đã không ngừng trưởng thành</w:t>
-      </w:r>
-      <w:r>
-        <w:t xml:space="preserve"> </w:t>
-      </w:r>
-      <w:r>
-        <w:t>và lớn mạnh</w:t>
-      </w:r>
-      <w:r>
-        <w:t>,</w:t>
-      </w:r>
-      <w:r>
-        <w:t xml:space="preserve"> cùng với toàn Đảng</w:t>
-      </w:r>
-      <w:r>
-        <w:t>,</w:t>
-      </w:r>
-      <w:r>
-        <w:t xml:space="preserve"> toàn dân vượt qua muôn vàn khó khăn</w:t>
-      </w:r>
-      <w:r>
-        <w:t>,</w:t>
-      </w:r>
-      <w:r>
-        <w:t xml:space="preserve"> thử thách</w:t>
-      </w:r>
-      <w:r>
-        <w:t>.</w:t>
+          <w:lang w:val="vi-VN"/>
+        </w:rPr>
+      </w:pPr>
+      <w:r>
+        <w:rPr>
+          <w:lang w:val="vi-VN"/>
+        </w:rPr>
+        <w:t xml:space="preserve">Thực hiện chủ trương của Bộ Chính trị, Quân đội ta mở chiến dịch Tây </w:t>
+      </w:r>
+      <w:r>
+        <w:rPr>
+          <w:lang w:val="vi-VN"/>
+        </w:rPr>
+        <w:t>Nguyên, chiến dịch Huế - Đà Nẵng</w:t>
+      </w:r>
+      <w:r>
+        <w:rPr>
+          <w:lang w:val="vi-VN"/>
+        </w:rPr>
+        <w:t xml:space="preserve"> đập tan tuyến phòng thủ của địch.</w:t>
+      </w:r>
+    </w:p>
+    <w:p>
+      <w:pPr>
+        <w:spacing w:after="0"/>
+        <w:ind w:left="0" w:firstLine="720"/>
+        <w:rPr>
+          <w:lang w:val="vi-VN"/>
+        </w:rPr>
+      </w:pPr>
+      <w:r>
+        <w:rPr>
+          <w:lang w:val="vi-VN"/>
+        </w:rPr>
+        <w:t xml:space="preserve">Trên cơ sở những thắng lợi có ý nghĩa quyết định của Chiến dịch Tây Nguyên, Huế - Đà Nẵng, ngày 15/4/1975 Bộ Chính trị quyết định mở Chiến dịch Hồ Chí Minh nhằm giải phóng hoàn toàn miền Nam. </w:t>
       </w:r>
     </w:p>
     <w:p>
@@ -807,50 +1162,39 @@
       </w:pPr>
       <w:r>
         <w:rPr>
-          <w:bCs/>
-        </w:rPr>
-        <w:lastRenderedPageBreak/>
-        <w:t xml:space="preserve">Từ những chiến công đầu tiên ở Phai Khắt, Nà Ngần và vai trò nòng cốt trong Tổng khởi nghĩa Tháng Tám năm 1945, dòng chảy ấy cuộn trào qua các mốc son chói lọi của hai cuộc kháng chiến vĩ đại. Đó là Chiến thắng Điện Biên Phủ </w:t>
-      </w:r>
-      <w:r>
-        <w:rPr>
-          <w:bCs/>
-          <w:i/>
-          <w:iCs/>
-        </w:rPr>
-        <w:t>"lừng lẫy năm châu, chấn động địa cầu"</w:t>
-      </w:r>
-      <w:r>
-        <w:rPr>
-          <w:bCs/>
-        </w:rPr>
-        <w:t xml:space="preserve"> năm 1954; là bản hùng ca </w:t>
-      </w:r>
-      <w:r>
-        <w:rPr>
-          <w:bCs/>
-          <w:i/>
-          <w:iCs/>
-        </w:rPr>
-        <w:t>"Hà Nội - Điện Biên Phủ trên không"</w:t>
-      </w:r>
-      <w:r>
-        <w:rPr>
-          <w:bCs/>
-        </w:rPr>
-        <w:t xml:space="preserve"> đánh bại pháo đài bay B-52 năm 1972; và hội tụ tại đỉnh cao là Chiến dịch Hồ Chí Minh lịch sử, với hình ảnh chiếc xe tăng húc đổ cổng Dinh Độc Lập trong Đại thắng mùa Xuân năm 1975, </w:t>
-      </w:r>
-      <w:r>
-        <w:rPr>
-          <w:bCs/>
-        </w:rPr>
-        <w:t>non sông thu</w:t>
-      </w:r>
-      <w:r>
-        <w:rPr>
-          <w:bCs/>
-        </w:rPr>
-        <w:t xml:space="preserve"> về một mối.</w:t>
+          <w:lang w:val="vi-VN"/>
+        </w:rPr>
+        <w:t xml:space="preserve">Đúng 11 giờ 30 phút ngày 30/4/1975 quân ta tiến vào Sài Gòn, đánh chiếm Dinh Độc Lập – Bộ Tổng Tham mưu Ngụy, </w:t>
+      </w:r>
+      <w:r>
+        <w:rPr>
+          <w:lang w:val="vi-VN"/>
+        </w:rPr>
+        <w:t>Dương Văn Minh</w:t>
+      </w:r>
+      <w:r>
+        <w:rPr>
+          <w:lang w:val="vi-VN"/>
+        </w:rPr>
+        <w:t xml:space="preserve"> </w:t>
+      </w:r>
+      <w:r>
+        <w:rPr>
+          <w:lang w:val="vi-VN"/>
+        </w:rPr>
+        <w:t xml:space="preserve">đầu hàng vô điều </w:t>
+      </w:r>
+      <w:r>
+        <w:rPr>
+          <w:lang w:val="vi-VN"/>
+        </w:rPr>
+        <w:t>kiện, cờ đỏ sao vàng phấp phới tung bay trên nóc Dinh Độc lập. Chiến dịch Hồ Chí Minh toàn thắng</w:t>
+      </w:r>
+      <w:r>
+        <w:rPr>
+          <w:lang w:val="vi-VN"/>
+        </w:rPr>
+        <w:t xml:space="preserve">. </w:t>
       </w:r>
     </w:p>
     <w:p>
@@ -942,7 +1286,14 @@
         <w:rPr>
           <w:szCs w:val="28"/>
         </w:rPr>
-        <w:t xml:space="preserve"> tiếp tục thực hiện nhiệm vụ bảo vệ biên giới Tây </w:t>
+        <w:t xml:space="preserve"> tiếp tục thực hiện nhiệm vụ bảo vệ biên giới </w:t>
+      </w:r>
+      <w:r>
+        <w:rPr>
+          <w:szCs w:val="28"/>
+        </w:rPr>
+        <w:lastRenderedPageBreak/>
+        <w:t xml:space="preserve">Tây </w:t>
       </w:r>
       <w:r>
         <w:rPr>
@@ -1051,22 +1402,30 @@
         </w:rPr>
         <w:t>.</w:t>
       </w:r>
-    </w:p>
-    <w:p>
-      <w:pPr>
-        <w:spacing w:after="0"/>
-        <w:ind w:left="0" w:firstLine="720"/>
-        <w:rPr>
-          <w:bCs/>
-          <w:szCs w:val="28"/>
-        </w:rPr>
-      </w:pPr>
-      <w:r>
-        <w:rPr>
-          <w:bCs/>
+      <w:r>
+        <w:rPr>
+          <w:b/>
           <w:i/>
           <w:szCs w:val="28"/>
         </w:rPr>
+        <w:t xml:space="preserve"> </w:t>
+      </w:r>
+    </w:p>
+    <w:p>
+      <w:pPr>
+        <w:spacing w:after="0"/>
+        <w:ind w:left="0" w:firstLine="720"/>
+        <w:rPr>
+          <w:bCs/>
+          <w:szCs w:val="28"/>
+        </w:rPr>
+      </w:pPr>
+      <w:r>
+        <w:rPr>
+          <w:bCs/>
+          <w:i/>
+          <w:szCs w:val="28"/>
+        </w:rPr>
         <w:t>Thưa toàn thể các đồng chí!</w:t>
       </w:r>
     </w:p>
@@ -1095,32 +1454,6 @@
         </w:rPr>
         <w:t xml:space="preserve"> (theo tinh thần Nghị quyết Đại hội Đảng toàn quốc lần thứ XIV và Nghị quyết Đại hội Đảng bộ Quân đội lần thứ XII). </w:t>
       </w:r>
-      <w:r>
-        <w:rPr>
-          <w:b/>
-          <w:i/>
-          <w:szCs w:val="28"/>
-          <w:lang w:val="vi-VN"/>
-        </w:rPr>
-        <w:t xml:space="preserve">(Hình ảnh: </w:t>
-      </w:r>
-      <w:r>
-        <w:rPr>
-          <w:b/>
-          <w:i/>
-          <w:szCs w:val="28"/>
-        </w:rPr>
-        <w:t>Đại hội Đảng bộ Quân đội XII</w:t>
-      </w:r>
-      <w:r>
-        <w:rPr>
-          <w:b/>
-          <w:i/>
-          <w:szCs w:val="28"/>
-          <w:lang w:val="vi-VN"/>
-        </w:rPr>
-        <w:t>).</w:t>
-      </w:r>
     </w:p>
     <w:p>
       <w:pPr>
@@ -1188,7 +1521,34 @@
           <w:szCs w:val="28"/>
           <w:lang w:val="en-US"/>
         </w:rPr>
-        <w:t xml:space="preserve">; </w:t>
+        <w:t>; đ</w:t>
+      </w:r>
+      <w:r>
+        <w:rPr>
+          <w:szCs w:val="28"/>
+          <w:lang w:val="vi-VN"/>
+        </w:rPr>
+        <w:t xml:space="preserve">ồng chí </w:t>
+      </w:r>
+      <w:r>
+        <w:rPr>
+          <w:szCs w:val="28"/>
+        </w:rPr>
+        <w:t xml:space="preserve">Đại tướng Nguyễn Trọng Nghĩa </w:t>
+      </w:r>
+      <w:r>
+        <w:rPr>
+          <w:szCs w:val="28"/>
+          <w:lang w:val="vi-VN"/>
+        </w:rPr>
+        <w:t>- Chủ nhiệm Tổng cục Chính trị QĐND Việt Nam</w:t>
+      </w:r>
+      <w:r>
+        <w:rPr>
+          <w:szCs w:val="28"/>
+          <w:lang w:val="en-US"/>
+        </w:rPr>
+        <w:t>;</w:t>
       </w:r>
       <w:r>
         <w:t xml:space="preserve"> </w:t>
@@ -1205,182 +1565,124 @@
           <w:szCs w:val="28"/>
           <w:lang w:val="vi-VN"/>
         </w:rPr>
-        <w:t xml:space="preserve">ồng chí </w:t>
-      </w:r>
-      <w:r>
-        <w:rPr>
-          <w:szCs w:val="28"/>
-        </w:rPr>
-        <w:t xml:space="preserve">Đại tướng Nguyễn Trọng Nghĩa </w:t>
-      </w:r>
-      <w:r>
-        <w:rPr>
-          <w:szCs w:val="28"/>
-          <w:lang w:val="vi-VN"/>
-        </w:rPr>
-        <w:t>- Chủ nhiệm Tổng cục Chính trị QĐND Việt Nam</w:t>
+        <w:t>ồng chí Đại tướng Nguyễn Tân Cương</w:t>
       </w:r>
       <w:r>
         <w:rPr>
           <w:szCs w:val="28"/>
           <w:lang w:val="en-US"/>
         </w:rPr>
-        <w:t>;</w:t>
-      </w:r>
-      <w:r>
         <w:t xml:space="preserve"> </w:t>
       </w:r>
       <w:r>
         <w:rPr>
           <w:szCs w:val="28"/>
+          <w:lang w:val="vi-VN"/>
+        </w:rPr>
+        <w:t>- Tổng Tham mưu trưởng QĐND Việt Nam</w:t>
+      </w:r>
+      <w:r>
+        <w:rPr>
+          <w:szCs w:val="28"/>
           <w:lang w:val="en-US"/>
         </w:rPr>
-        <w:t>đ</w:t>
-      </w:r>
-      <w:r>
-        <w:rPr>
-          <w:szCs w:val="28"/>
-          <w:lang w:val="vi-VN"/>
-        </w:rPr>
-        <w:t>ồng chí Đại tướng Nguyễn Tân Cương</w:t>
-      </w:r>
-      <w:r>
-        <w:rPr>
-          <w:szCs w:val="28"/>
-          <w:lang w:val="en-US"/>
-        </w:rPr>
+        <w:t xml:space="preserve">. </w:t>
+      </w:r>
+      <w:r>
+        <w:t>Quân đội Nhân dân Việt Nam đã thực hiện tốt 3 chức năng cơ bản:</w:t>
+      </w:r>
+    </w:p>
+    <w:p>
+      <w:pPr>
+        <w:spacing w:after="0"/>
+        <w:ind w:left="0" w:firstLine="720"/>
+      </w:pPr>
+      <w:r>
+        <w:t>- Thực hiện tốt chức năng đội quân chiến đấu: Những năm qua, lớp lớp</w:t>
+      </w:r>
+      <w:r>
+        <w:t xml:space="preserve"> các th</w:t>
+      </w:r>
+      <w:r>
+        <w:t>ế hệ</w:t>
+      </w:r>
+      <w:r>
+        <w:t xml:space="preserve"> cán bộ</w:t>
+      </w:r>
+      <w:r>
+        <w:t>,</w:t>
+      </w:r>
+      <w:r>
+        <w:t xml:space="preserve"> chiến sĩ trong </w:t>
+      </w:r>
+      <w:r>
+        <w:t>Q</w:t>
+      </w:r>
+      <w:r>
+        <w:t xml:space="preserve">uân đội </w:t>
+      </w:r>
+      <w:r>
+        <w:t>không ngừng</w:t>
+      </w:r>
+      <w:r>
+        <w:t xml:space="preserve"> ra thức thi đua huấn luyện</w:t>
+      </w:r>
+      <w:r>
+        <w:t>,</w:t>
+      </w:r>
+      <w:r>
+        <w:t xml:space="preserve"> sẵn</w:t>
+      </w:r>
+      <w:r>
         <w:t xml:space="preserve"> </w:t>
       </w:r>
       <w:r>
-        <w:rPr>
-          <w:szCs w:val="28"/>
-          <w:lang w:val="vi-VN"/>
-        </w:rPr>
-        <w:t>- Tổng Tham mưu trưởng QĐND Việt Nam</w:t>
-      </w:r>
-      <w:r>
-        <w:rPr>
-          <w:szCs w:val="28"/>
-          <w:lang w:val="en-US"/>
-        </w:rPr>
+        <w:t>sàng chiến đấu</w:t>
+      </w:r>
+      <w:r>
+        <w:t>,</w:t>
+      </w:r>
+      <w:r>
+        <w:t xml:space="preserve"> làm chủ các loại vũ khí</w:t>
+      </w:r>
+      <w:r>
+        <w:t>,</w:t>
+      </w:r>
+      <w:r>
+        <w:t xml:space="preserve"> trang bị </w:t>
+      </w:r>
+      <w:r>
+        <w:t>hiện đại,</w:t>
+      </w:r>
+      <w:r>
+        <w:t xml:space="preserve"> tác chiến giỏi trên mọi điều kiện địa hình thời tiết</w:t>
+      </w:r>
+      <w:r>
+        <w:t>,</w:t>
+      </w:r>
+      <w:r>
+        <w:t xml:space="preserve"> tinh b</w:t>
+      </w:r>
+      <w:r>
+        <w:t>inh,</w:t>
+      </w:r>
+      <w:r>
+        <w:t xml:space="preserve"> tinh cán</w:t>
+      </w:r>
+      <w:r>
+        <w:t>,</w:t>
+      </w:r>
+      <w:r>
+        <w:t xml:space="preserve"> sẵn sàng cầm súng</w:t>
+      </w:r>
+      <w:r>
+        <w:t xml:space="preserve"> </w:t>
+      </w:r>
+      <w:r>
+        <w:t>bảo vệ tổ quốc trong bất kỳ tình huống nào</w:t>
+      </w:r>
+      <w:r>
         <w:t>.</w:t>
-      </w:r>
-      <w:r>
-        <w:t xml:space="preserve"> </w:t>
-      </w:r>
-      <w:r>
-        <w:t>Quân đội Nhân dân Việt Nam đã thực hiện tốt 3 chức năng cơ bản:</w:t>
-      </w:r>
-    </w:p>
-    <w:p>
-      <w:pPr>
-        <w:spacing w:after="0"/>
-        <w:ind w:left="0" w:firstLine="720"/>
-      </w:pPr>
-      <w:r>
-        <w:t>- Thực hiện tốt chức năng đội quân chiến đấu: Những năm qua, lớp lớp</w:t>
-      </w:r>
-      <w:r>
-        <w:t xml:space="preserve"> các th</w:t>
-      </w:r>
-      <w:r>
-        <w:t>ế hệ</w:t>
-      </w:r>
-      <w:r>
-        <w:t xml:space="preserve"> cán bộ</w:t>
-      </w:r>
-      <w:r>
-        <w:t>,</w:t>
-      </w:r>
-      <w:r>
-        <w:t xml:space="preserve"> chiến sĩ trong </w:t>
-      </w:r>
-      <w:r>
-        <w:t>Q</w:t>
-      </w:r>
-      <w:r>
-        <w:t xml:space="preserve">uân đội </w:t>
-      </w:r>
-      <w:r>
-        <w:t>không ngừng</w:t>
-      </w:r>
-      <w:r>
-        <w:t xml:space="preserve"> ra thức thi đua huấn luyện</w:t>
-      </w:r>
-      <w:r>
-        <w:t>,</w:t>
-      </w:r>
-      <w:r>
-        <w:t xml:space="preserve"> sẵn</w:t>
-      </w:r>
-      <w:r>
-        <w:t xml:space="preserve"> </w:t>
-      </w:r>
-      <w:r>
-        <w:t>sàng chiến đấu</w:t>
-      </w:r>
-      <w:r>
-        <w:t>,</w:t>
-      </w:r>
-      <w:r>
-        <w:t xml:space="preserve"> làm chủ các loại vũ khí</w:t>
-      </w:r>
-      <w:r>
-        <w:t>,</w:t>
-      </w:r>
-      <w:r>
-        <w:t xml:space="preserve"> trang bị </w:t>
-      </w:r>
-      <w:r>
-        <w:t>hiện đại,</w:t>
-      </w:r>
-      <w:r>
-        <w:t xml:space="preserve"> tác chiến giỏi trên mọi điều kiện địa hình thời tiết</w:t>
-      </w:r>
-      <w:r>
-        <w:t>,</w:t>
-      </w:r>
-      <w:r>
-        <w:t xml:space="preserve"> tinh b</w:t>
-      </w:r>
-      <w:r>
-        <w:t>inh,</w:t>
-      </w:r>
-      <w:r>
-        <w:t xml:space="preserve"> tinh cán</w:t>
-      </w:r>
-      <w:r>
-        <w:t>,</w:t>
-      </w:r>
-      <w:r>
-        <w:t xml:space="preserve"> sẵn sàng cầm súng</w:t>
-      </w:r>
-      <w:r>
-        <w:t xml:space="preserve"> </w:t>
-      </w:r>
-      <w:r>
-        <w:t>bảo vệ tổ quốc trong bất kỳ tình huống nào</w:t>
-      </w:r>
-      <w:r>
-        <w:t>.</w:t>
-      </w:r>
-      <w:r>
-        <w:rPr>
-          <w:b/>
-          <w:i/>
-          <w:szCs w:val="28"/>
-          <w:lang w:val="vi-VN"/>
-        </w:rPr>
-        <w:t xml:space="preserve"> </w:t>
-      </w:r>
-      <w:r>
-        <w:rPr>
-          <w:b/>
-          <w:i/>
-          <w:szCs w:val="28"/>
-          <w:lang w:val="vi-VN"/>
-        </w:rPr>
-        <w:t>(Hình ảnh các quân binh chủng huấn luyện SSCĐ bảo vệ vững chắc chủ quyền, toàn vẹn lãnh thổ, giới thiệu 8 ảnh bên góc trái bảng ảnh và ảnh Hội ý rút kinh nghiệm trong huấn luyện ở đồng bằng sông nước; Bộ đội tên lửa huấn luyện bắn đạn thật và huấn luyện DQTV).</w:t>
       </w:r>
     </w:p>
     <w:p>
@@ -1399,88 +1701,70 @@
         <w:rPr>
           <w:spacing w:val="-2"/>
         </w:rPr>
-        <w:t xml:space="preserve">- Thực hiện tốt chức năng đội quân công tác: Cán bộ ,chiến sĩ trong Quân đội luôn hăng hái xung kích đi đầu trong trong giúp dân xóa đói giảm nghèo, khắc phục hậu quả của thiên tai, dịch bệnh, xây dựng cơ sở chính trị địa phương vững mạnh, thế trận lòng dân vững chắc. </w:t>
-      </w:r>
-      <w:r>
-        <w:rPr>
-          <w:b/>
+        <w:t>- Thực hiện tốt chức năng đội quân công tác: Cán bộ,</w:t>
+      </w:r>
+      <w:r>
+        <w:rPr>
+          <w:spacing w:val="-2"/>
+        </w:rPr>
+        <w:t xml:space="preserve"> </w:t>
+      </w:r>
+      <w:r>
+        <w:rPr>
+          <w:spacing w:val="-2"/>
+        </w:rPr>
+        <w:t xml:space="preserve">chiến sĩ trong Quân đội luôn hăng hái xung kích đi đầu trong trong giúp dân xóa đói giảm nghèo, khắc phục hậu quả của thiên tai, dịch bệnh, xây dựng cơ sở chính trị địa phương vững mạnh, thế trận lòng dân vững chắc. </w:t>
+      </w:r>
+    </w:p>
+    <w:p>
+      <w:pPr>
+        <w:spacing w:after="0"/>
+        <w:ind w:left="0" w:firstLine="720"/>
+        <w:rPr>
+          <w:bCs/>
+          <w:iCs/>
+          <w:spacing w:val="-2"/>
+          <w:szCs w:val="28"/>
+          <w:lang w:val="en-US"/>
+        </w:rPr>
+      </w:pPr>
+      <w:r>
+        <w:rPr>
+          <w:bCs/>
+          <w:iCs/>
+          <w:spacing w:val="-2"/>
+          <w:szCs w:val="28"/>
+          <w:lang w:val="en-US"/>
+        </w:rPr>
+        <w:t xml:space="preserve">Như lời đồng chí Đại tướng Phan Văn Giang đã nói, Quân đội ta luôn có mặt ở những nơi khó khăn nhất, nguy hiểm nhất để kịp thời bảo vệ tính mạng, tài sản của Đảng, Nhà nước và Nhân dân, luôn là trụ cột, là điểm tựa cho Tổ quốc trong bất kỳ tình huống nào. </w:t>
+      </w:r>
+    </w:p>
+    <w:p>
+      <w:pPr>
+        <w:spacing w:after="0"/>
+        <w:ind w:left="0" w:firstLine="720"/>
+        <w:rPr>
+          <w:b/>
+          <w:i/>
+          <w:szCs w:val="28"/>
+          <w:lang w:val="en-US"/>
+        </w:rPr>
+      </w:pPr>
+      <w:r>
+        <w:rPr>
+          <w:bCs/>
           <w:i/>
           <w:spacing w:val="-2"/>
           <w:szCs w:val="28"/>
-          <w:lang w:val="vi-VN"/>
-        </w:rPr>
-        <w:t xml:space="preserve">(Hình ảnh: </w:t>
-      </w:r>
-      <w:r>
-        <w:rPr>
-          <w:b/>
-          <w:i/>
-          <w:spacing w:val="-2"/>
-          <w:szCs w:val="28"/>
-        </w:rPr>
-        <w:t>Sát cánh cùng nhân dân vượt qua bão lũ</w:t>
-      </w:r>
-      <w:r>
-        <w:rPr>
-          <w:b/>
-          <w:i/>
-          <w:spacing w:val="-2"/>
-          <w:szCs w:val="28"/>
-          <w:lang w:val="vi-VN"/>
-        </w:rPr>
-        <w:t>).</w:t>
-      </w:r>
-    </w:p>
-    <w:p>
-      <w:pPr>
-        <w:spacing w:after="0"/>
-        <w:ind w:left="0" w:firstLine="720"/>
-        <w:rPr>
-          <w:bCs/>
-          <w:iCs/>
-          <w:spacing w:val="-2"/>
-          <w:szCs w:val="28"/>
           <w:lang w:val="en-US"/>
         </w:rPr>
-      </w:pPr>
-      <w:r>
-        <w:rPr>
-          <w:bCs/>
-          <w:iCs/>
-          <w:spacing w:val="-2"/>
+        <w:t xml:space="preserve">Bên cạnh đó, </w:t>
+      </w:r>
+      <w:r>
+        <w:rPr>
           <w:szCs w:val="28"/>
           <w:lang w:val="en-US"/>
         </w:rPr>
-        <w:t xml:space="preserve">Như lời đồng chí Đại tướng Phan Văn Giang đã nói, Quân đội ta luôn có mặt ở những nơi khó khăn nhất, nguy hiểm nhất để kịp thời bảo vệ tính mạng, tài sản của Đảng, Nhà nước và Nhân dân, luôn là trụ cột, là điểm tựa cho Tổ quốc trong bất kỳ tình huống nào. </w:t>
-      </w:r>
-    </w:p>
-    <w:p>
-      <w:pPr>
-        <w:spacing w:after="0"/>
-        <w:ind w:left="0" w:firstLine="720"/>
-        <w:rPr>
-          <w:b/>
-          <w:i/>
-          <w:szCs w:val="28"/>
-          <w:lang w:val="en-US"/>
-        </w:rPr>
-      </w:pPr>
-      <w:r>
-        <w:rPr>
-          <w:bCs/>
-          <w:i/>
-          <w:spacing w:val="-2"/>
-          <w:szCs w:val="28"/>
-          <w:lang w:val="en-US"/>
-        </w:rPr>
-        <w:lastRenderedPageBreak/>
-        <w:t xml:space="preserve">Bên cạnh đó, </w:t>
-      </w:r>
-      <w:r>
-        <w:rPr>
-          <w:szCs w:val="28"/>
-          <w:lang w:val="en-US"/>
-        </w:rPr>
         <w:t>Q</w:t>
       </w:r>
       <w:r>
@@ -1559,108 +1843,6 @@
           <w:lang w:val="vi-VN"/>
         </w:rPr>
         <w:t xml:space="preserve"> </w:t>
-      </w:r>
-      <w:r>
-        <w:rPr>
-          <w:b/>
-          <w:i/>
-          <w:szCs w:val="28"/>
-          <w:lang w:val="vi-VN"/>
-        </w:rPr>
-        <w:t xml:space="preserve">(Hình ảnh: </w:t>
-      </w:r>
-      <w:r>
-        <w:rPr>
-          <w:b/>
-          <w:i/>
-          <w:szCs w:val="28"/>
-        </w:rPr>
-        <w:t>Lễ khai mạc triển lãm Quốc phòng quốc tế Việt Nam năm 2024</w:t>
-      </w:r>
-      <w:r>
-        <w:rPr>
-          <w:b/>
-          <w:i/>
-          <w:szCs w:val="28"/>
-          <w:lang w:val="vi-VN"/>
-        </w:rPr>
-        <w:t xml:space="preserve">; Các </w:t>
-      </w:r>
-      <w:r>
-        <w:rPr>
-          <w:b/>
-          <w:i/>
-          <w:szCs w:val="28"/>
-          <w:lang w:val="vi-VN"/>
-        </w:rPr>
-        <w:t>sĩ</w:t>
-      </w:r>
-      <w:r>
-        <w:rPr>
-          <w:b/>
-          <w:i/>
-          <w:szCs w:val="28"/>
-          <w:lang w:val="vi-VN"/>
-        </w:rPr>
-        <w:t xml:space="preserve"> quan QĐND Việt Nam tham gia hoạt động Gìn giữ hòa bình của </w:t>
-      </w:r>
-      <w:r>
-        <w:rPr>
-          <w:b/>
-          <w:i/>
-          <w:szCs w:val="28"/>
-          <w:lang w:val="vi-VN"/>
-        </w:rPr>
-        <w:t>LHQ;</w:t>
-      </w:r>
-      <w:r>
-        <w:rPr>
-          <w:b/>
-          <w:i/>
-          <w:szCs w:val="28"/>
-        </w:rPr>
-        <w:t xml:space="preserve"> </w:t>
-      </w:r>
-      <w:r>
-        <w:rPr>
-          <w:b/>
-          <w:i/>
-          <w:szCs w:val="28"/>
-        </w:rPr>
-        <w:t>t</w:t>
-      </w:r>
-      <w:r>
-        <w:rPr>
-          <w:b/>
-          <w:i/>
-          <w:szCs w:val="28"/>
-        </w:rPr>
-        <w:t xml:space="preserve">ham gia duyệt binh kỷ niệm </w:t>
-      </w:r>
-      <w:r>
-        <w:rPr>
-          <w:b/>
-          <w:i/>
-          <w:szCs w:val="28"/>
-        </w:rPr>
-        <w:t>8</w:t>
-      </w:r>
-      <w:r>
-        <w:rPr>
-          <w:b/>
-          <w:i/>
-          <w:szCs w:val="28"/>
-        </w:rPr>
-        <w:t>0 năm Ngày Chiến thắng phát xít tại Quảng Trường đỏ ngày 09/5/2025</w:t>
-      </w:r>
-      <w:r>
-        <w:rPr>
-          <w:b/>
-          <w:i/>
-          <w:szCs w:val="28"/>
-          <w:lang w:val="vi-VN"/>
-        </w:rPr>
-        <w:t>).</w:t>
       </w:r>
     </w:p>
     <w:p>
@@ -1710,38 +1892,6 @@
           <w:lang w:val="vi-VN"/>
         </w:rPr>
         <w:t xml:space="preserve">. </w:t>
-      </w:r>
-      <w:r>
-        <w:rPr>
-          <w:b/>
-          <w:bCs/>
-          <w:i/>
-          <w:iCs/>
-          <w:szCs w:val="28"/>
-          <w:lang w:val="vi-VN"/>
-        </w:rPr>
-        <w:t xml:space="preserve">(Hình ảnh: Tàu tuần tra của CSB Việt Nam do TCCNQP sản xuất; Hiện đại hóa hệ thống TTLL; Tập đoàn Viễn thông Quân đội vững vàng phát triển; </w:t>
-      </w:r>
-      <w:r>
-        <w:rPr>
-          <w:b/>
-          <w:bCs/>
-          <w:i/>
-          <w:iCs/>
-          <w:szCs w:val="28"/>
-        </w:rPr>
-        <w:t>làm tốt công tác bảo quản, bảo dưỡng vũ khí, trang bị kỹ thuật</w:t>
-      </w:r>
-      <w:r>
-        <w:rPr>
-          <w:b/>
-          <w:bCs/>
-          <w:i/>
-          <w:iCs/>
-          <w:szCs w:val="28"/>
-          <w:lang w:val="vi-VN"/>
-        </w:rPr>
-        <w:t>).</w:t>
       </w:r>
     </w:p>
     <w:p>
@@ -1802,9 +1952,16 @@
       </w:r>
       <w:r>
         <w:rPr>
-          <w:b/>
+          <w:bCs/>
           <w:spacing w:val="-4"/>
         </w:rPr>
+        <w:t>0</w:t>
+      </w:r>
+      <w:r>
+        <w:rPr>
+          <w:b/>
+          <w:spacing w:val="-4"/>
+        </w:rPr>
         <w:t>9 nét truyền thống vẻ vang</w:t>
       </w:r>
       <w:r>
@@ -1858,6 +2015,7 @@
           <w:color w:val="000000"/>
           <w:lang w:val="vi-VN"/>
         </w:rPr>
+        <w:lastRenderedPageBreak/>
         <w:t>Một là,</w:t>
       </w:r>
       <w:r>
@@ -2117,334 +2275,246 @@
       <w:pPr>
         <w:spacing w:after="0"/>
         <w:ind w:left="0" w:firstLine="720"/>
-        <w:rPr>
-          <w:b/>
-          <w:i/>
+      </w:pPr>
+      <w:r>
+        <w:t>T</w:t>
+      </w:r>
+      <w:r>
+        <w:t xml:space="preserve">hưa toàn thể </w:t>
+      </w:r>
+      <w:r>
+        <w:t>các đồng</w:t>
+      </w:r>
+      <w:r>
+        <w:t xml:space="preserve"> chí</w:t>
+      </w:r>
+      <w:r>
+        <w:t>,</w:t>
+      </w:r>
+      <w:r>
+        <w:t xml:space="preserve"> như</w:t>
+      </w:r>
+      <w:r>
+        <w:t xml:space="preserve"> các</w:t>
+      </w:r>
+      <w:r>
+        <w:t xml:space="preserve"> đồng chí quan sát ở trên</w:t>
+      </w:r>
+      <w:r>
+        <w:t>,</w:t>
+      </w:r>
+      <w:r>
+        <w:t xml:space="preserve"> mọi sự trưởng</w:t>
+      </w:r>
+      <w:r>
+        <w:t xml:space="preserve"> </w:t>
+      </w:r>
+      <w:r>
+        <w:t xml:space="preserve">thành và lớn mạnh của </w:t>
+      </w:r>
+      <w:r>
+        <w:t>Q</w:t>
+      </w:r>
+      <w:r>
+        <w:t>uân đội đều do một nhân tố quyết định</w:t>
+      </w:r>
+      <w:r>
+        <w:t>,</w:t>
+      </w:r>
+      <w:r>
+        <w:t xml:space="preserve"> đó là </w:t>
+      </w:r>
+      <w:r>
+        <w:t>sự</w:t>
+      </w:r>
+      <w:r>
+        <w:t xml:space="preserve"> lãnh đạo</w:t>
+      </w:r>
+      <w:r>
+        <w:t>,</w:t>
+      </w:r>
+      <w:r>
+        <w:t xml:space="preserve"> giáo dục rèn luyện của </w:t>
+      </w:r>
+      <w:r>
+        <w:t>Đ</w:t>
+      </w:r>
+      <w:r>
+        <w:t>ả</w:t>
+      </w:r>
+      <w:r>
+        <w:t>ng</w:t>
+      </w:r>
+      <w:r>
+        <w:t xml:space="preserve"> cộng sản</w:t>
+      </w:r>
+      <w:r>
+        <w:t xml:space="preserve"> Việt Nam </w:t>
+      </w:r>
+      <w:r>
+        <w:t>và chủ tịch Hồ Chí Minh</w:t>
+      </w:r>
+      <w:r>
+        <w:t>.</w:t>
+      </w:r>
+      <w:r>
+        <w:t xml:space="preserve"> </w:t>
+      </w:r>
+      <w:r>
+        <w:t>N</w:t>
+      </w:r>
+      <w:r>
+        <w:t xml:space="preserve">ếu như </w:t>
+      </w:r>
+      <w:r>
+        <w:t>Q</w:t>
+      </w:r>
+      <w:r>
+        <w:t>uân đội đánh m</w:t>
+      </w:r>
+      <w:r>
+        <w:t>ất</w:t>
+      </w:r>
+      <w:r>
+        <w:t xml:space="preserve"> đi sự lãnh đạo của Đảng thì </w:t>
+      </w:r>
+      <w:r>
+        <w:t>Q</w:t>
+      </w:r>
+      <w:r>
+        <w:t>uân đội sẽ tự hủy hoại đi sứ mệnh chính trị</w:t>
+      </w:r>
+      <w:r>
+        <w:t xml:space="preserve">, </w:t>
+      </w:r>
+      <w:r>
+        <w:t>sức mạnh chiến đấu của mình</w:t>
+      </w:r>
+      <w:r>
+        <w:t>.</w:t>
+      </w:r>
+    </w:p>
+    <w:p>
+      <w:pPr>
+        <w:spacing w:after="0"/>
+        <w:ind w:left="0" w:firstLine="720"/>
+      </w:pPr>
+      <w:r>
+        <w:t xml:space="preserve"> </w:t>
+      </w:r>
+      <w:r>
+        <w:t>Trong giai đoạn hiện nay, các thế lực thù địch đang ra sức đẩy mạnh chiến lược "diễn biến hòa bình", ráo riết thực hiện âm mưu "phi chính trị hóa Quân đội". Chúng triệt để lợi dụng không gian mạng và các phương tiện truyền thông để rêu rao những luận điệu xuyên tạc, hòng xóa bỏ vai trò lãnh đạo của Đảng đối với lực lượng vũ trang, chia rẽ mối quan hệ máu thịt giữa quân với dân, làm phai nhạt mục tiêu, lý tưởng chiến đấu của người quân nhân cách mạng.</w:t>
+      </w:r>
+    </w:p>
+    <w:p>
+      <w:pPr>
+        <w:spacing w:after="0"/>
+        <w:ind w:left="0" w:firstLine="720"/>
+        <w:rPr>
+          <w:spacing w:val="-4"/>
+        </w:rPr>
+      </w:pPr>
+      <w:r>
+        <w:rPr>
+          <w:spacing w:val="-4"/>
+        </w:rPr>
+        <w:t xml:space="preserve">Trước mặt trận tư tưởng đầy cam go đó, mỗi cán bộ, chiến sĩ Tiểu đoàn 16 chúng ta tuyệt đối không được lơ là, mất cảnh giác. Chúng ta phải tự xây dựng cho mình một bản lĩnh chính trị vững vàng, lập trường kiên định; chủ động, nhạy bén nhận diện và kiên quyết đấu tranh đập tan mọi âm mưu chống phá. Đồng thời, mỗi đồng chí cần ra sức phấn đấu, học tập, công tác tốt, chấp hành nghiêm kỷ luật để xứng đáng với danh hiệu cao quý </w:t>
+      </w:r>
+      <w:r>
+        <w:rPr>
+          <w:b/>
+          <w:bCs/>
+          <w:spacing w:val="-4"/>
+        </w:rPr>
+        <w:t>“Bộ đội Cụ Hồ”</w:t>
+      </w:r>
+      <w:r>
+        <w:rPr>
+          <w:spacing w:val="-4"/>
+        </w:rPr>
+        <w:t xml:space="preserve"> mà Đảng, Nhà nước và Nhân dân trao tặng.</w:t>
+      </w:r>
+    </w:p>
+    <w:p>
+      <w:pPr>
+        <w:spacing w:after="0"/>
+        <w:ind w:left="0" w:firstLine="720"/>
+      </w:pPr>
+      <w:r>
+        <w:t xml:space="preserve">Sau đây, mời các đồng chí di chuyển sang tham quan </w:t>
+      </w:r>
+      <w:r>
+        <w:rPr>
+          <w:b/>
+          <w:bCs/>
+        </w:rPr>
+        <w:t>M</w:t>
+      </w:r>
+      <w:r>
+        <w:rPr>
+          <w:b/>
+          <w:bCs/>
+        </w:rPr>
+        <w:t>ảng ảnh số 5</w:t>
+      </w:r>
+      <w:r>
+        <w:rPr>
+          <w:b/>
+          <w:bCs/>
+        </w:rPr>
+        <w:t xml:space="preserve"> </w:t>
+      </w:r>
+      <w:r>
+        <w:rPr>
+          <w:b/>
+          <w:bCs/>
           <w:szCs w:val="28"/>
           <w:lang w:val="en-US"/>
         </w:rPr>
-      </w:pPr>
-      <w:r>
-        <w:rPr>
-          <w:bCs/>
-          <w:i/>
-          <w:szCs w:val="28"/>
-          <w:lang w:val="vi-VN"/>
-        </w:rPr>
-        <w:t>(</w:t>
-      </w:r>
-      <w:r>
-        <w:rPr>
-          <w:b/>
-          <w:i/>
-          <w:szCs w:val="28"/>
-          <w:lang w:val="vi-VN"/>
-        </w:rPr>
-        <w:t>Chỉ ảnh các nét truyền thống tiêu biểu)</w:t>
-      </w:r>
-    </w:p>
-    <w:p>
-      <w:pPr>
-        <w:spacing w:after="0"/>
-        <w:ind w:left="0" w:firstLine="720"/>
-        <w:rPr>
-          <w:bCs/>
-          <w:iCs/>
-          <w:spacing w:val="-2"/>
+        <w:t>“</w:t>
+      </w:r>
+      <w:r>
+        <w:rPr>
+          <w:b/>
+          <w:bCs/>
+          <w:szCs w:val="28"/>
+          <w:lang w:val="vi-VN"/>
+        </w:rPr>
+        <w:t>TUỔI TRẺ QUÂN ĐỘI PHẤN ĐẤU XỨNG DANH “BỘ ĐỘI CỤ</w:t>
+      </w:r>
+      <w:r>
+        <w:rPr>
+          <w:b/>
+          <w:bCs/>
+          <w:szCs w:val="28"/>
+          <w:lang w:val="vi-VN"/>
+        </w:rPr>
+        <w:t xml:space="preserve"> </w:t>
+      </w:r>
+      <w:r>
+        <w:rPr>
+          <w:b/>
+          <w:bCs/>
+          <w:szCs w:val="28"/>
+          <w:lang w:val="vi-VN"/>
+        </w:rPr>
+        <w:t>HỒ” THỜI KỲ MỚI</w:t>
+      </w:r>
+      <w:r>
+        <w:rPr>
+          <w:b/>
+          <w:bCs/>
+          <w:szCs w:val="28"/>
           <w:lang w:val="en-US"/>
         </w:rPr>
-      </w:pPr>
-      <w:r>
-        <w:rPr>
-          <w:b/>
-          <w:iCs/>
-          <w:szCs w:val="28"/>
-          <w:lang w:val="en-US"/>
-        </w:rPr>
-        <w:t>3) Định hướng tư tưởng</w:t>
-      </w:r>
-    </w:p>
-    <w:p>
-      <w:pPr>
-        <w:spacing w:after="0"/>
-        <w:ind w:left="0" w:firstLine="720"/>
-      </w:pPr>
-      <w:r>
-        <w:t xml:space="preserve"> </w:t>
-      </w:r>
-      <w:r>
-        <w:t>T</w:t>
-      </w:r>
-      <w:r>
-        <w:t xml:space="preserve">hưa toàn thể </w:t>
-      </w:r>
-      <w:r>
-        <w:t>các đồng</w:t>
-      </w:r>
-      <w:r>
-        <w:t xml:space="preserve"> chí</w:t>
-      </w:r>
-      <w:r>
-        <w:t>,</w:t>
-      </w:r>
-      <w:r>
-        <w:t xml:space="preserve"> như</w:t>
-      </w:r>
-      <w:r>
-        <w:t xml:space="preserve"> các</w:t>
-      </w:r>
-      <w:r>
-        <w:t xml:space="preserve"> đồng chí quan sát ở trên</w:t>
-      </w:r>
-      <w:r>
-        <w:t>,</w:t>
-      </w:r>
-      <w:r>
-        <w:t xml:space="preserve"> mọi sự trưởng</w:t>
-      </w:r>
-      <w:r>
-        <w:t xml:space="preserve"> </w:t>
-      </w:r>
-      <w:r>
-        <w:t xml:space="preserve">thành và lớn mạnh của </w:t>
-      </w:r>
-      <w:r>
-        <w:t>Q</w:t>
-      </w:r>
-      <w:r>
-        <w:t>uân đội đều do một nhân tố quyết định</w:t>
-      </w:r>
-      <w:r>
-        <w:t>,</w:t>
-      </w:r>
-      <w:r>
-        <w:t xml:space="preserve"> đó là </w:t>
-      </w:r>
-      <w:r>
-        <w:t>sự</w:t>
-      </w:r>
-      <w:r>
-        <w:t xml:space="preserve"> lãnh đạo</w:t>
-      </w:r>
-      <w:r>
-        <w:t>,</w:t>
-      </w:r>
-      <w:r>
-        <w:t xml:space="preserve"> giáo dục rèn luyện của </w:t>
-      </w:r>
-      <w:r>
-        <w:t>Đ</w:t>
-      </w:r>
-      <w:r>
-        <w:t>ả</w:t>
-      </w:r>
-      <w:r>
-        <w:t>ng</w:t>
-      </w:r>
-      <w:r>
-        <w:t xml:space="preserve"> cộng sản</w:t>
-      </w:r>
-      <w:r>
-        <w:t xml:space="preserve"> Việt Nam </w:t>
-      </w:r>
-      <w:r>
-        <w:t>và chủ tịch Hồ Chí Minh</w:t>
-      </w:r>
-      <w:r>
-        <w:t>.</w:t>
-      </w:r>
-      <w:r>
-        <w:t xml:space="preserve"> </w:t>
-      </w:r>
-      <w:r>
-        <w:t>N</w:t>
-      </w:r>
-      <w:r>
-        <w:t xml:space="preserve">ếu như </w:t>
-      </w:r>
-      <w:r>
-        <w:t>Q</w:t>
-      </w:r>
-      <w:r>
-        <w:t>uân đội đánh m</w:t>
-      </w:r>
-      <w:r>
-        <w:t>ất</w:t>
-      </w:r>
-      <w:r>
-        <w:t xml:space="preserve"> đi sự lãnh đạo của Đảng thì </w:t>
-      </w:r>
-      <w:r>
-        <w:t>Q</w:t>
-      </w:r>
-      <w:r>
-        <w:t>uân đội sẽ tự hủy hoại đi sứ mệnh chính trị</w:t>
-      </w:r>
-      <w:r>
-        <w:t xml:space="preserve">, </w:t>
-      </w:r>
-      <w:r>
-        <w:t>sức mạnh chiến đấu của mình</w:t>
-      </w:r>
-      <w:r>
-        <w:t>.</w:t>
-      </w:r>
-    </w:p>
-    <w:p>
-      <w:pPr>
-        <w:spacing w:after="0"/>
-        <w:ind w:left="0" w:firstLine="720"/>
-      </w:pPr>
-      <w:r>
-        <w:t xml:space="preserve"> </w:t>
-      </w:r>
-      <w:r>
-        <w:t>T</w:t>
-      </w:r>
-      <w:r>
-        <w:t>hưa toàn thể công chí</w:t>
-      </w:r>
-      <w:r>
-        <w:t>,</w:t>
-      </w:r>
-      <w:r>
-        <w:t xml:space="preserve"> hiện nay trên các phương tiện thông tin đại chúng</w:t>
-      </w:r>
-      <w:r>
-        <w:t>,</w:t>
-      </w:r>
-      <w:r>
-        <w:t xml:space="preserve"> đặc biệt là mạng xã hội xuất hiện rất nhiều âm</w:t>
-      </w:r>
-      <w:r>
-        <w:t xml:space="preserve"> </w:t>
-      </w:r>
-      <w:r>
-        <w:t>ưu</w:t>
-      </w:r>
-      <w:r>
-        <w:t>,</w:t>
-      </w:r>
-      <w:r>
-        <w:t xml:space="preserve"> thủ đoạn của các thế lực thủ địch nhằm xóa bỏ đi sự lãnh đạo của Đảng đối với </w:t>
-      </w:r>
-      <w:r>
-        <w:t>Q</w:t>
-      </w:r>
-      <w:r>
-        <w:t>uân đội</w:t>
-      </w:r>
-      <w:r>
-        <w:t>.</w:t>
-      </w:r>
-      <w:r>
-        <w:t xml:space="preserve"> Chúng ta là những người quân nhân cách mạng cần phải có trách</w:t>
-      </w:r>
-      <w:r>
-        <w:t xml:space="preserve"> </w:t>
-      </w:r>
-      <w:r>
-        <w:t>nhiệm trong đấu tranh phản bác các quan điểm chống phá</w:t>
-      </w:r>
-      <w:r>
-        <w:t>,</w:t>
-      </w:r>
-      <w:r>
-        <w:t xml:space="preserve"> lu</w:t>
-      </w:r>
-      <w:r>
-        <w:t>ận</w:t>
-      </w:r>
-      <w:r>
-        <w:t xml:space="preserve"> điệu xuyên tạc của các thế lực th</w:t>
-      </w:r>
-      <w:r>
-        <w:t>ù</w:t>
-      </w:r>
-      <w:r>
-        <w:t xml:space="preserve"> địch</w:t>
-      </w:r>
-      <w:r>
-        <w:t>,</w:t>
-      </w:r>
-      <w:r>
-        <w:t xml:space="preserve"> và chúng ta hãy ra</w:t>
-      </w:r>
-      <w:r>
-        <w:t xml:space="preserve"> </w:t>
-      </w:r>
-      <w:r>
-        <w:t>sức phấn đấu</w:t>
-      </w:r>
-      <w:r>
-        <w:t>,</w:t>
-      </w:r>
-      <w:r>
-        <w:t xml:space="preserve"> học tập</w:t>
-      </w:r>
-      <w:r>
-        <w:t>,</w:t>
-      </w:r>
-      <w:r>
-        <w:t xml:space="preserve"> công tác tốt</w:t>
-      </w:r>
-      <w:r>
-        <w:t>,</w:t>
-      </w:r>
-      <w:r>
-        <w:t xml:space="preserve"> chấp hành k</w:t>
-      </w:r>
-      <w:r>
-        <w:t>ỷ</w:t>
-      </w:r>
-      <w:r>
-        <w:t xml:space="preserve"> luật nghiêm để xứng đáng với danh hiệu </w:t>
-      </w:r>
-      <w:r>
-        <w:t>“</w:t>
-      </w:r>
-      <w:r>
-        <w:t xml:space="preserve">Bộ </w:t>
-      </w:r>
-      <w:r>
-        <w:t>đ</w:t>
-      </w:r>
-      <w:r>
-        <w:t>ội C</w:t>
-      </w:r>
-      <w:r>
-        <w:t>ụ</w:t>
-      </w:r>
-      <w:r>
-        <w:t xml:space="preserve"> </w:t>
-      </w:r>
-      <w:r>
-        <w:t>H</w:t>
-      </w:r>
-      <w:r>
-        <w:t>ồ</w:t>
-      </w:r>
-      <w:r>
-        <w:t>”</w:t>
-      </w:r>
-      <w:r>
-        <w:t xml:space="preserve"> mà Đảng Nhà nước và nhân dân trao</w:t>
-      </w:r>
-      <w:r>
-        <w:t xml:space="preserve"> </w:t>
-      </w:r>
-      <w:r>
-        <w:t>tặng</w:t>
-      </w:r>
-      <w:r>
-        <w:t>.</w:t>
+        <w:t>”.</w:t>
       </w:r>
     </w:p>
     <w:p/>
     <w:sectPr>
-      <w:pgSz w:w="11906" w:h="16838"/>
-      <w:pgMar w:top="1418" w:right="851" w:bottom="1134" w:left="1701" w:header="720" w:footer="720" w:gutter="0"/>
-      <w:cols w:space="720"/>
+      <w:pgSz w:w="12240" w:h="15840"/>
+      <w:pgMar w:top="1440" w:right="1440" w:bottom="1440" w:left="1440" w:header="708" w:footer="708" w:gutter="0"/>
+      <w:cols w:space="708"/>
       <w:docGrid w:linePitch="360"/>
     </w:sectPr>
   </w:body>
@@ -2460,7 +2530,7 @@
         <w:kern w:val="2"/>
         <w:sz w:val="24"/>
         <w:szCs w:val="24"/>
-        <w:lang w:val="en-US" w:eastAsia="en-US" w:bidi="ar-SA"/>
+        <w:lang w:val="vi-VN" w:eastAsia="en-US" w:bidi="ar-SA"/>
         <w14:ligatures w14:val="standardContextual"/>
       </w:rPr>
     </w:rPrDefault>
@@ -2851,7 +2921,7 @@
   <w:style w:type="paragraph" w:default="1" w:styleId="Normal">
     <w:name w:val="Normal"/>
     <w:qFormat/>
-    <w:rsid w:val="00061E89"/>
+    <w:rsid w:val="00737BFC"/>
     <w:pPr>
       <w:spacing w:after="60" w:line="240" w:lineRule="auto"/>
       <w:ind w:left="1134" w:firstLine="499"/>
@@ -2871,11 +2941,11 @@
     <w:link w:val="Heading1Char"/>
     <w:uiPriority w:val="9"/>
     <w:qFormat/>
-    <w:rsid w:val="00061E89"/>
+    <w:rsid w:val="00737BFC"/>
     <w:pPr>
       <w:keepNext/>
       <w:keepLines/>
-      <w:spacing w:before="360" w:after="80"/>
+      <w:spacing w:before="360" w:after="80" w:line="278" w:lineRule="auto"/>
       <w:ind w:left="0" w:firstLine="0"/>
       <w:jc w:val="left"/>
       <w:outlineLvl w:val="0"/>
@@ -2885,7 +2955,7 @@
       <w:color w:val="2F5496" w:themeColor="accent1" w:themeShade="BF"/>
       <w:sz w:val="40"/>
       <w:szCs w:val="40"/>
-      <w:lang w:val="en-US"/>
+      <w:lang w:val="vi-VN"/>
     </w:rPr>
   </w:style>
   <w:style w:type="paragraph" w:styleId="Heading2">
@@ -2897,11 +2967,11 @@
     <w:semiHidden/>
     <w:unhideWhenUsed/>
     <w:qFormat/>
-    <w:rsid w:val="00061E89"/>
+    <w:rsid w:val="00737BFC"/>
     <w:pPr>
       <w:keepNext/>
       <w:keepLines/>
-      <w:spacing w:before="160" w:after="80"/>
+      <w:spacing w:before="160" w:after="80" w:line="278" w:lineRule="auto"/>
       <w:ind w:left="0" w:firstLine="0"/>
       <w:jc w:val="left"/>
       <w:outlineLvl w:val="1"/>
@@ -2911,7 +2981,7 @@
       <w:color w:val="2F5496" w:themeColor="accent1" w:themeShade="BF"/>
       <w:sz w:val="32"/>
       <w:szCs w:val="32"/>
-      <w:lang w:val="en-US"/>
+      <w:lang w:val="vi-VN"/>
     </w:rPr>
   </w:style>
   <w:style w:type="paragraph" w:styleId="Heading3">
@@ -2923,11 +2993,11 @@
     <w:semiHidden/>
     <w:unhideWhenUsed/>
     <w:qFormat/>
-    <w:rsid w:val="00061E89"/>
+    <w:rsid w:val="00737BFC"/>
     <w:pPr>
       <w:keepNext/>
       <w:keepLines/>
-      <w:spacing w:before="160" w:after="80"/>
+      <w:spacing w:before="160" w:after="80" w:line="278" w:lineRule="auto"/>
       <w:ind w:left="0" w:firstLine="0"/>
       <w:jc w:val="left"/>
       <w:outlineLvl w:val="2"/>
@@ -2936,7 +3006,7 @@
       <w:rFonts w:asciiTheme="minorHAnsi" w:eastAsiaTheme="majorEastAsia" w:hAnsiTheme="minorHAnsi" w:cstheme="majorBidi"/>
       <w:color w:val="2F5496" w:themeColor="accent1" w:themeShade="BF"/>
       <w:szCs w:val="28"/>
-      <w:lang w:val="en-US"/>
+      <w:lang w:val="vi-VN"/>
     </w:rPr>
   </w:style>
   <w:style w:type="paragraph" w:styleId="Heading4">
@@ -2948,11 +3018,11 @@
     <w:semiHidden/>
     <w:unhideWhenUsed/>
     <w:qFormat/>
-    <w:rsid w:val="00061E89"/>
+    <w:rsid w:val="00737BFC"/>
     <w:pPr>
       <w:keepNext/>
       <w:keepLines/>
-      <w:spacing w:before="80" w:after="40"/>
+      <w:spacing w:before="80" w:after="40" w:line="278" w:lineRule="auto"/>
       <w:ind w:left="0" w:firstLine="0"/>
       <w:jc w:val="left"/>
       <w:outlineLvl w:val="3"/>
@@ -2964,7 +3034,7 @@
       <w:color w:val="2F5496" w:themeColor="accent1" w:themeShade="BF"/>
       <w:sz w:val="24"/>
       <w:szCs w:val="24"/>
-      <w:lang w:val="en-US"/>
+      <w:lang w:val="vi-VN"/>
     </w:rPr>
   </w:style>
   <w:style w:type="paragraph" w:styleId="Heading5">
@@ -2976,11 +3046,11 @@
     <w:semiHidden/>
     <w:unhideWhenUsed/>
     <w:qFormat/>
-    <w:rsid w:val="00061E89"/>
+    <w:rsid w:val="00737BFC"/>
     <w:pPr>
       <w:keepNext/>
       <w:keepLines/>
-      <w:spacing w:before="80" w:after="40"/>
+      <w:spacing w:before="80" w:after="40" w:line="278" w:lineRule="auto"/>
       <w:ind w:left="0" w:firstLine="0"/>
       <w:jc w:val="left"/>
       <w:outlineLvl w:val="4"/>
@@ -2990,7 +3060,7 @@
       <w:color w:val="2F5496" w:themeColor="accent1" w:themeShade="BF"/>
       <w:sz w:val="24"/>
       <w:szCs w:val="24"/>
-      <w:lang w:val="en-US"/>
+      <w:lang w:val="vi-VN"/>
     </w:rPr>
   </w:style>
   <w:style w:type="paragraph" w:styleId="Heading6">
@@ -3002,11 +3072,11 @@
     <w:semiHidden/>
     <w:unhideWhenUsed/>
     <w:qFormat/>
-    <w:rsid w:val="00061E89"/>
+    <w:rsid w:val="00737BFC"/>
     <w:pPr>
       <w:keepNext/>
       <w:keepLines/>
-      <w:spacing w:before="40" w:after="0"/>
+      <w:spacing w:before="40" w:after="0" w:line="278" w:lineRule="auto"/>
       <w:ind w:left="0" w:firstLine="0"/>
       <w:jc w:val="left"/>
       <w:outlineLvl w:val="5"/>
@@ -3018,7 +3088,7 @@
       <w:color w:val="595959" w:themeColor="text1" w:themeTint="A6"/>
       <w:sz w:val="24"/>
       <w:szCs w:val="24"/>
-      <w:lang w:val="en-US"/>
+      <w:lang w:val="vi-VN"/>
     </w:rPr>
   </w:style>
   <w:style w:type="paragraph" w:styleId="Heading7">
@@ -3030,11 +3100,11 @@
     <w:semiHidden/>
     <w:unhideWhenUsed/>
     <w:qFormat/>
-    <w:rsid w:val="00061E89"/>
+    <w:rsid w:val="00737BFC"/>
     <w:pPr>
       <w:keepNext/>
       <w:keepLines/>
-      <w:spacing w:before="40" w:after="0"/>
+      <w:spacing w:before="40" w:after="0" w:line="278" w:lineRule="auto"/>
       <w:ind w:left="0" w:firstLine="0"/>
       <w:jc w:val="left"/>
       <w:outlineLvl w:val="6"/>
@@ -3044,7 +3114,7 @@
       <w:color w:val="595959" w:themeColor="text1" w:themeTint="A6"/>
       <w:sz w:val="24"/>
       <w:szCs w:val="24"/>
-      <w:lang w:val="en-US"/>
+      <w:lang w:val="vi-VN"/>
     </w:rPr>
   </w:style>
   <w:style w:type="paragraph" w:styleId="Heading8">
@@ -3056,11 +3126,11 @@
     <w:semiHidden/>
     <w:unhideWhenUsed/>
     <w:qFormat/>
-    <w:rsid w:val="00061E89"/>
+    <w:rsid w:val="00737BFC"/>
     <w:pPr>
       <w:keepNext/>
       <w:keepLines/>
-      <w:spacing w:after="0"/>
+      <w:spacing w:after="0" w:line="278" w:lineRule="auto"/>
       <w:ind w:left="0" w:firstLine="0"/>
       <w:jc w:val="left"/>
       <w:outlineLvl w:val="7"/>
@@ -3072,7 +3142,7 @@
       <w:color w:val="272727" w:themeColor="text1" w:themeTint="D8"/>
       <w:sz w:val="24"/>
       <w:szCs w:val="24"/>
-      <w:lang w:val="en-US"/>
+      <w:lang w:val="vi-VN"/>
     </w:rPr>
   </w:style>
   <w:style w:type="paragraph" w:styleId="Heading9">
@@ -3084,11 +3154,11 @@
     <w:semiHidden/>
     <w:unhideWhenUsed/>
     <w:qFormat/>
-    <w:rsid w:val="00061E89"/>
+    <w:rsid w:val="00737BFC"/>
     <w:pPr>
       <w:keepNext/>
       <w:keepLines/>
-      <w:spacing w:after="0"/>
+      <w:spacing w:after="0" w:line="278" w:lineRule="auto"/>
       <w:ind w:left="0" w:firstLine="0"/>
       <w:jc w:val="left"/>
       <w:outlineLvl w:val="8"/>
@@ -3098,7 +3168,7 @@
       <w:color w:val="272727" w:themeColor="text1" w:themeTint="D8"/>
       <w:sz w:val="24"/>
       <w:szCs w:val="24"/>
-      <w:lang w:val="en-US"/>
+      <w:lang w:val="vi-VN"/>
     </w:rPr>
   </w:style>
   <w:style w:type="character" w:default="1" w:styleId="DefaultParagraphFont">
@@ -3133,7 +3203,7 @@
     <w:basedOn w:val="DefaultParagraphFont"/>
     <w:link w:val="Heading1"/>
     <w:uiPriority w:val="9"/>
-    <w:rsid w:val="00061E89"/>
+    <w:rsid w:val="00737BFC"/>
     <w:rPr>
       <w:rFonts w:asciiTheme="majorHAnsi" w:eastAsiaTheme="majorEastAsia" w:hAnsiTheme="majorHAnsi" w:cstheme="majorBidi"/>
       <w:color w:val="2F5496" w:themeColor="accent1" w:themeShade="BF"/>
@@ -3147,7 +3217,7 @@
     <w:link w:val="Heading2"/>
     <w:uiPriority w:val="9"/>
     <w:semiHidden/>
-    <w:rsid w:val="00061E89"/>
+    <w:rsid w:val="00737BFC"/>
     <w:rPr>
       <w:rFonts w:asciiTheme="majorHAnsi" w:eastAsiaTheme="majorEastAsia" w:hAnsiTheme="majorHAnsi" w:cstheme="majorBidi"/>
       <w:color w:val="2F5496" w:themeColor="accent1" w:themeShade="BF"/>
@@ -3161,7 +3231,7 @@
     <w:link w:val="Heading3"/>
     <w:uiPriority w:val="9"/>
     <w:semiHidden/>
-    <w:rsid w:val="00061E89"/>
+    <w:rsid w:val="00737BFC"/>
     <w:rPr>
       <w:rFonts w:eastAsiaTheme="majorEastAsia" w:cstheme="majorBidi"/>
       <w:color w:val="2F5496" w:themeColor="accent1" w:themeShade="BF"/>
@@ -3175,7 +3245,7 @@
     <w:link w:val="Heading4"/>
     <w:uiPriority w:val="9"/>
     <w:semiHidden/>
-    <w:rsid w:val="00061E89"/>
+    <w:rsid w:val="00737BFC"/>
     <w:rPr>
       <w:rFonts w:eastAsiaTheme="majorEastAsia" w:cstheme="majorBidi"/>
       <w:i/>
@@ -3189,7 +3259,7 @@
     <w:link w:val="Heading5"/>
     <w:uiPriority w:val="9"/>
     <w:semiHidden/>
-    <w:rsid w:val="00061E89"/>
+    <w:rsid w:val="00737BFC"/>
     <w:rPr>
       <w:rFonts w:eastAsiaTheme="majorEastAsia" w:cstheme="majorBidi"/>
       <w:color w:val="2F5496" w:themeColor="accent1" w:themeShade="BF"/>
@@ -3201,7 +3271,7 @@
     <w:link w:val="Heading6"/>
     <w:uiPriority w:val="9"/>
     <w:semiHidden/>
-    <w:rsid w:val="00061E89"/>
+    <w:rsid w:val="00737BFC"/>
     <w:rPr>
       <w:rFonts w:eastAsiaTheme="majorEastAsia" w:cstheme="majorBidi"/>
       <w:i/>
@@ -3215,7 +3285,7 @@
     <w:link w:val="Heading7"/>
     <w:uiPriority w:val="9"/>
     <w:semiHidden/>
-    <w:rsid w:val="00061E89"/>
+    <w:rsid w:val="00737BFC"/>
     <w:rPr>
       <w:rFonts w:eastAsiaTheme="majorEastAsia" w:cstheme="majorBidi"/>
       <w:color w:val="595959" w:themeColor="text1" w:themeTint="A6"/>
@@ -3227,7 +3297,7 @@
     <w:link w:val="Heading8"/>
     <w:uiPriority w:val="9"/>
     <w:semiHidden/>
-    <w:rsid w:val="00061E89"/>
+    <w:rsid w:val="00737BFC"/>
     <w:rPr>
       <w:rFonts w:eastAsiaTheme="majorEastAsia" w:cstheme="majorBidi"/>
       <w:i/>
@@ -3241,7 +3311,7 @@
     <w:link w:val="Heading9"/>
     <w:uiPriority w:val="9"/>
     <w:semiHidden/>
-    <w:rsid w:val="00061E89"/>
+    <w:rsid w:val="00737BFC"/>
     <w:rPr>
       <w:rFonts w:eastAsiaTheme="majorEastAsia" w:cstheme="majorBidi"/>
       <w:color w:val="272727" w:themeColor="text1" w:themeTint="D8"/>
@@ -3254,7 +3324,7 @@
     <w:link w:val="TitleChar"/>
     <w:uiPriority w:val="10"/>
     <w:qFormat/>
-    <w:rsid w:val="00061E89"/>
+    <w:rsid w:val="00737BFC"/>
     <w:pPr>
       <w:spacing w:after="80"/>
       <w:ind w:left="0" w:firstLine="0"/>
@@ -3267,7 +3337,7 @@
       <w:kern w:val="28"/>
       <w:sz w:val="56"/>
       <w:szCs w:val="56"/>
-      <w:lang w:val="en-US"/>
+      <w:lang w:val="vi-VN"/>
     </w:rPr>
   </w:style>
   <w:style w:type="character" w:customStyle="1" w:styleId="TitleChar">
@@ -3275,7 +3345,7 @@
     <w:basedOn w:val="DefaultParagraphFont"/>
     <w:link w:val="Title"/>
     <w:uiPriority w:val="10"/>
-    <w:rsid w:val="00061E89"/>
+    <w:rsid w:val="00737BFC"/>
     <w:rPr>
       <w:rFonts w:asciiTheme="majorHAnsi" w:eastAsiaTheme="majorEastAsia" w:hAnsiTheme="majorHAnsi" w:cstheme="majorBidi"/>
       <w:spacing w:val="-10"/>
@@ -3291,12 +3361,12 @@
     <w:link w:val="SubtitleChar"/>
     <w:uiPriority w:val="11"/>
     <w:qFormat/>
-    <w:rsid w:val="00061E89"/>
+    <w:rsid w:val="00737BFC"/>
     <w:pPr>
       <w:numPr>
         <w:ilvl w:val="1"/>
       </w:numPr>
-      <w:spacing w:after="160"/>
+      <w:spacing w:after="160" w:line="278" w:lineRule="auto"/>
       <w:jc w:val="left"/>
     </w:pPr>
     <w:rPr>
@@ -3304,7 +3374,7 @@
       <w:color w:val="595959" w:themeColor="text1" w:themeTint="A6"/>
       <w:spacing w:val="15"/>
       <w:szCs w:val="28"/>
-      <w:lang w:val="en-US"/>
+      <w:lang w:val="vi-VN"/>
     </w:rPr>
   </w:style>
   <w:style w:type="character" w:customStyle="1" w:styleId="SubtitleChar">
@@ -3312,7 +3382,7 @@
     <w:basedOn w:val="DefaultParagraphFont"/>
     <w:link w:val="Subtitle"/>
     <w:uiPriority w:val="11"/>
-    <w:rsid w:val="00061E89"/>
+    <w:rsid w:val="00737BFC"/>
     <w:rPr>
       <w:rFonts w:eastAsiaTheme="majorEastAsia" w:cstheme="majorBidi"/>
       <w:color w:val="595959" w:themeColor="text1" w:themeTint="A6"/>
@@ -3328,9 +3398,9 @@
     <w:link w:val="QuoteChar"/>
     <w:uiPriority w:val="29"/>
     <w:qFormat/>
-    <w:rsid w:val="00061E89"/>
+    <w:rsid w:val="00737BFC"/>
     <w:pPr>
-      <w:spacing w:before="160" w:after="160"/>
+      <w:spacing w:before="160" w:after="160" w:line="278" w:lineRule="auto"/>
       <w:ind w:left="0" w:firstLine="0"/>
       <w:jc w:val="center"/>
     </w:pPr>
@@ -3341,7 +3411,7 @@
       <w:color w:val="404040" w:themeColor="text1" w:themeTint="BF"/>
       <w:sz w:val="24"/>
       <w:szCs w:val="24"/>
-      <w:lang w:val="en-US"/>
+      <w:lang w:val="vi-VN"/>
     </w:rPr>
   </w:style>
   <w:style w:type="character" w:customStyle="1" w:styleId="QuoteChar">
@@ -3349,7 +3419,7 @@
     <w:basedOn w:val="DefaultParagraphFont"/>
     <w:link w:val="Quote"/>
     <w:uiPriority w:val="29"/>
-    <w:rsid w:val="00061E89"/>
+    <w:rsid w:val="00737BFC"/>
     <w:rPr>
       <w:i/>
       <w:iCs/>
@@ -3361,9 +3431,9 @@
     <w:basedOn w:val="Normal"/>
     <w:uiPriority w:val="34"/>
     <w:qFormat/>
-    <w:rsid w:val="00061E89"/>
+    <w:rsid w:val="00737BFC"/>
     <w:pPr>
-      <w:spacing w:after="0"/>
+      <w:spacing w:after="160" w:line="278" w:lineRule="auto"/>
       <w:ind w:left="720" w:firstLine="0"/>
       <w:contextualSpacing/>
       <w:jc w:val="left"/>
@@ -3372,7 +3442,7 @@
       <w:rFonts w:asciiTheme="minorHAnsi" w:hAnsiTheme="minorHAnsi"/>
       <w:sz w:val="24"/>
       <w:szCs w:val="24"/>
-      <w:lang w:val="en-US"/>
+      <w:lang w:val="vi-VN"/>
     </w:rPr>
   </w:style>
   <w:style w:type="character" w:styleId="IntenseEmphasis">
@@ -3380,7 +3450,7 @@
     <w:basedOn w:val="DefaultParagraphFont"/>
     <w:uiPriority w:val="21"/>
     <w:qFormat/>
-    <w:rsid w:val="00061E89"/>
+    <w:rsid w:val="00737BFC"/>
     <w:rPr>
       <w:i/>
       <w:iCs/>
@@ -3394,13 +3464,13 @@
     <w:link w:val="IntenseQuoteChar"/>
     <w:uiPriority w:val="30"/>
     <w:qFormat/>
-    <w:rsid w:val="00061E89"/>
+    <w:rsid w:val="00737BFC"/>
     <w:pPr>
       <w:pBdr>
         <w:top w:val="single" w:sz="4" w:space="10" w:color="2F5496" w:themeColor="accent1" w:themeShade="BF"/>
         <w:bottom w:val="single" w:sz="4" w:space="10" w:color="2F5496" w:themeColor="accent1" w:themeShade="BF"/>
       </w:pBdr>
-      <w:spacing w:before="360" w:after="360"/>
+      <w:spacing w:before="360" w:after="360" w:line="278" w:lineRule="auto"/>
       <w:ind w:left="864" w:right="864" w:firstLine="0"/>
       <w:jc w:val="center"/>
     </w:pPr>
@@ -3411,7 +3481,7 @@
       <w:color w:val="2F5496" w:themeColor="accent1" w:themeShade="BF"/>
       <w:sz w:val="24"/>
       <w:szCs w:val="24"/>
-      <w:lang w:val="en-US"/>
+      <w:lang w:val="vi-VN"/>
     </w:rPr>
   </w:style>
   <w:style w:type="character" w:customStyle="1" w:styleId="IntenseQuoteChar">
@@ -3419,7 +3489,7 @@
     <w:basedOn w:val="DefaultParagraphFont"/>
     <w:link w:val="IntenseQuote"/>
     <w:uiPriority w:val="30"/>
-    <w:rsid w:val="00061E89"/>
+    <w:rsid w:val="00737BFC"/>
     <w:rPr>
       <w:i/>
       <w:iCs/>
@@ -3431,7 +3501,7 @@
     <w:basedOn w:val="DefaultParagraphFont"/>
     <w:uiPriority w:val="32"/>
     <w:qFormat/>
-    <w:rsid w:val="00061E89"/>
+    <w:rsid w:val="00737BFC"/>
     <w:rPr>
       <w:b/>
       <w:bCs/>
@@ -3541,7 +3611,7 @@
         <a:latin typeface="Calibri" panose="020F0502020204030204"/>
         <a:ea typeface=""/>
         <a:cs typeface=""/>
-        <a:font script="Jpan" typeface="游ゴシック"/>
+        <a:font script="Jpan" typeface="游明朝"/>
         <a:font script="Hang" typeface="맑은 고딕"/>
         <a:font script="Hans" typeface="等线"/>
         <a:font script="Hant" typeface="新細明體"/>
